--- a/Science_Teesside/Teaching_Packs/GROW/lessons/W3A/GROW_W3A_Friction_Pupil.docx
+++ b/Science_Teesside/Teaching_Packs/GROW/lessons/W3A/GROW_W3A_Friction_Pupil.docx
@@ -5,6 +5,11 @@
     <w:p>
       <w:pPr>
         <w:pStyle w:val="Kicker"/>
+        <w:shd w:val="clear" w:fill="EDF5F0"/>
+        <w:pBdr>
+          <w:left w:val="single" w:sz="16" w:color="28675C" w:space="5"/>
+        </w:pBdr>
+        <w:ind w:left="91"/>
       </w:pPr>
       <w:r>
         <w:t>COMMON PAGE 1 / ARRIVAL AND DEMONSTRATION</w:t>
@@ -34,9 +39,9 @@
     <w:p>
       <w:pPr>
         <w:pStyle w:val="Callout"/>
-        <w:shd w:fill="F7F4EC"/>
+        <w:shd w:fill="EDF5F0" w:val="clear"/>
         <w:pBdr>
-          <w:left w:val="single" w:sz="18" w:space="8" w:color="28675C"/>
+          <w:left w:val="single" w:sz="20" w:color="28675C" w:space="7"/>
         </w:pBdr>
       </w:pPr>
       <w:r>
@@ -65,8 +70,10 @@
       <w:pPr>
         <w:pStyle w:val="ResponseLine"/>
         <w:pBdr>
-          <w:bottom w:val="single" w:sz="3" w:space="1" w:color="ACBBB7"/>
+          <w:bottom w:val="single" w:sz="4" w:color="B7CEC3" w:space="0"/>
+          <w:between w:val="single" w:sz="4" w:color="B7CEC3" w:space="0"/>
         </w:pBdr>
+        <w:spacing w:line="440" w:lineRule="exact" w:after="0"/>
       </w:pPr>
       <w:r>
         <w:t xml:space="preserve"> </w:t>
@@ -76,8 +83,10 @@
       <w:pPr>
         <w:pStyle w:val="ResponseLine"/>
         <w:pBdr>
-          <w:bottom w:val="single" w:sz="3" w:space="1" w:color="ACBBB7"/>
+          <w:bottom w:val="single" w:sz="4" w:color="B7CEC3" w:space="0"/>
+          <w:between w:val="single" w:sz="4" w:color="B7CEC3" w:space="0"/>
         </w:pBdr>
+        <w:spacing w:line="440" w:lineRule="exact" w:after="0"/>
       </w:pPr>
       <w:r>
         <w:t xml:space="preserve"> </w:t>
@@ -98,24 +107,24 @@
     </w:p>
     <w:tbl>
       <w:tblPr>
-        <w:jc w:val="left"/>
         <w:tblLayout w:type="fixed"/>
         <w:tblLook w:firstColumn="1" w:firstRow="1" w:lastColumn="0" w:lastRow="0" w:noHBand="0" w:noVBand="1" w:val="04A0"/>
         <w:tblW w:w="9866" w:type="dxa"/>
+        <w:jc w:val="left"/>
         <w:tblInd w:w="120" w:type="dxa"/>
         <w:tblCellMar>
-          <w:top w:w="100" w:type="dxa"/>
-          <w:left w:w="100" w:type="dxa"/>
-          <w:bottom w:w="100" w:type="dxa"/>
-          <w:right w:w="100" w:type="dxa"/>
+          <w:top w:w="90" w:type="dxa"/>
+          <w:left w:w="120" w:type="dxa"/>
+          <w:bottom w:w="90" w:type="dxa"/>
+          <w:right w:w="120" w:type="dxa"/>
         </w:tblCellMar>
         <w:tblBorders>
-          <w:top w:val="single" w:sz="4" w:color="ACBBB7"/>
-          <w:left w:val="single" w:sz="4" w:color="ACBBB7"/>
-          <w:bottom w:val="single" w:sz="4" w:color="ACBBB7"/>
-          <w:right w:val="single" w:sz="4" w:color="ACBBB7"/>
-          <w:insideH w:val="single" w:sz="4" w:color="ACBBB7"/>
-          <w:insideV w:val="single" w:sz="4" w:color="ACBBB7"/>
+          <w:top w:val="single" w:sz="4" w:color="B7CEC3"/>
+          <w:left w:val="single" w:sz="4" w:color="B7CEC3"/>
+          <w:bottom w:val="single" w:sz="4" w:color="B7CEC3"/>
+          <w:right w:val="single" w:sz="4" w:color="B7CEC3"/>
+          <w:insideH w:val="single" w:sz="4" w:color="B7CEC3"/>
+          <w:insideV w:val="single" w:sz="4" w:color="B7CEC3"/>
         </w:tblBorders>
       </w:tblPr>
       <w:tblGrid>
@@ -131,17 +140,18 @@
           <w:tcPr>
             <w:vAlign w:val="center"/>
             <w:tcW w:w="4637" w:type="dxa"/>
-            <w:shd w:fill="F7F4EC"/>
+            <w:shd w:fill="28675C" w:val="clear"/>
           </w:tcPr>
           <w:p>
             <w:pPr>
-              <w:spacing w:after="20" w:before="20"/>
+              <w:spacing w:after="60" w:before="0" w:line="257" w:lineRule="auto"/>
             </w:pPr>
             <w:r>
               <w:rPr>
+                <w:rFonts w:ascii="Arial" w:hAnsi="Arial"/>
                 <w:b/>
-                <w:color w:val="173348"/>
-                <w:sz w:val="22"/>
+                <w:color w:val="FFFFFF"/>
+                <w:sz w:val="21"/>
               </w:rPr>
               <w:t>Before the test</w:t>
             </w:r>
@@ -151,17 +161,18 @@
           <w:tcPr>
             <w:vAlign w:val="center"/>
             <w:tcW w:w="5229" w:type="dxa"/>
-            <w:shd w:fill="F7F4EC"/>
+            <w:shd w:fill="28675C" w:val="clear"/>
           </w:tcPr>
           <w:p>
             <w:pPr>
-              <w:spacing w:after="20" w:before="20"/>
+              <w:spacing w:after="60" w:before="0" w:line="257" w:lineRule="auto"/>
             </w:pPr>
             <w:r>
               <w:rPr>
+                <w:rFonts w:ascii="Arial" w:hAnsi="Arial"/>
                 <w:b/>
-                <w:color w:val="173348"/>
-                <w:sz w:val="22"/>
+                <w:color w:val="FFFFFF"/>
+                <w:sz w:val="21"/>
               </w:rPr>
               <w:t>My prediction</w:t>
             </w:r>
@@ -171,20 +182,24 @@
       <w:tr>
         <w:trPr>
           <w:cantSplit/>
-          <w:trHeight w:val="595"/>
+          <w:trHeight w:val="595" w:hRule="atLeast"/>
         </w:trPr>
         <w:tc>
           <w:tcPr>
             <w:vAlign w:val="center"/>
             <w:tcW w:w="4637" w:type="dxa"/>
+            <w:shd w:val="clear" w:fill="FFFFFF"/>
           </w:tcPr>
           <w:p>
             <w:pPr>
-              <w:spacing w:after="20" w:before="20"/>
+              <w:spacing w:after="60" w:before="0" w:line="257" w:lineRule="auto"/>
             </w:pPr>
             <w:r>
               <w:rPr>
-                <w:sz w:val="22"/>
+                <w:rFonts w:ascii="Arial" w:hAnsi="Arial"/>
+                <w:b w:val="0"/>
+                <w:color w:val="243943"/>
+                <w:sz w:val="21"/>
               </w:rPr>
               <w:t>Surface I think will resist sliding more</w:t>
             </w:r>
@@ -194,14 +209,18 @@
           <w:tcPr>
             <w:vAlign w:val="center"/>
             <w:tcW w:w="5229" w:type="dxa"/>
+            <w:shd w:val="clear" w:fill="FFFFFF"/>
           </w:tcPr>
           <w:p>
             <w:pPr>
-              <w:spacing w:after="20" w:before="20"/>
+              <w:spacing w:after="60" w:before="0" w:line="257" w:lineRule="auto"/>
             </w:pPr>
             <w:r>
               <w:rPr>
-                <w:sz w:val="22"/>
+                <w:rFonts w:ascii="Arial" w:hAnsi="Arial"/>
+                <w:b w:val="0"/>
+                <w:color w:val="243943"/>
+                <w:sz w:val="21"/>
               </w:rPr>
             </w:r>
           </w:p>
@@ -210,20 +229,24 @@
       <w:tr>
         <w:trPr>
           <w:cantSplit/>
-          <w:trHeight w:val="595"/>
+          <w:trHeight w:val="595" w:hRule="atLeast"/>
         </w:trPr>
         <w:tc>
           <w:tcPr>
             <w:vAlign w:val="center"/>
             <w:tcW w:w="4637" w:type="dxa"/>
+            <w:shd w:val="clear" w:fill="FFFFFF"/>
           </w:tcPr>
           <w:p>
             <w:pPr>
-              <w:spacing w:after="20" w:before="20"/>
+              <w:spacing w:after="60" w:before="0" w:line="257" w:lineRule="auto"/>
             </w:pPr>
             <w:r>
               <w:rPr>
-                <w:sz w:val="22"/>
+                <w:rFonts w:ascii="Arial" w:hAnsi="Arial"/>
+                <w:b w:val="0"/>
+                <w:color w:val="243943"/>
+                <w:sz w:val="21"/>
               </w:rPr>
               <w:t>My reason</w:t>
             </w:r>
@@ -233,14 +256,18 @@
           <w:tcPr>
             <w:vAlign w:val="center"/>
             <w:tcW w:w="5229" w:type="dxa"/>
+            <w:shd w:val="clear" w:fill="FFFFFF"/>
           </w:tcPr>
           <w:p>
             <w:pPr>
-              <w:spacing w:after="20" w:before="20"/>
+              <w:spacing w:after="60" w:before="0" w:line="257" w:lineRule="auto"/>
             </w:pPr>
             <w:r>
               <w:rPr>
-                <w:sz w:val="22"/>
+                <w:rFonts w:ascii="Arial" w:hAnsi="Arial"/>
+                <w:b w:val="0"/>
+                <w:color w:val="243943"/>
+                <w:sz w:val="21"/>
               </w:rPr>
             </w:r>
           </w:p>
@@ -261,8 +288,10 @@
       <w:pPr>
         <w:pStyle w:val="ResponseLine"/>
         <w:pBdr>
-          <w:bottom w:val="single" w:sz="3" w:space="1" w:color="ACBBB7"/>
+          <w:bottom w:val="single" w:sz="4" w:color="B7CEC3" w:space="0"/>
+          <w:between w:val="single" w:sz="4" w:color="B7CEC3" w:space="0"/>
         </w:pBdr>
+        <w:spacing w:line="440" w:lineRule="exact" w:after="0"/>
       </w:pPr>
       <w:r>
         <w:t xml:space="preserve"> </w:t>
@@ -272,8 +301,10 @@
       <w:pPr>
         <w:pStyle w:val="ResponseLine"/>
         <w:pBdr>
-          <w:bottom w:val="single" w:sz="3" w:space="1" w:color="ACBBB7"/>
+          <w:bottom w:val="single" w:sz="4" w:color="B7CEC3" w:space="0"/>
+          <w:between w:val="single" w:sz="4" w:color="B7CEC3" w:space="0"/>
         </w:pBdr>
+        <w:spacing w:line="440" w:lineRule="exact" w:after="0"/>
       </w:pPr>
       <w:r>
         <w:t xml:space="preserve"> </w:t>
@@ -291,6 +322,11 @@
       <w:pPr>
         <w:pStyle w:val="Kicker"/>
         <w:pageBreakBefore/>
+        <w:shd w:val="clear" w:fill="EDF5F0"/>
+        <w:pBdr>
+          <w:left w:val="single" w:sz="16" w:color="28675C" w:space="5"/>
+        </w:pBdr>
+        <w:ind w:left="91"/>
       </w:pPr>
       <w:r>
         <w:t>COMMON PAGE 2 / WE DO</w:t>
@@ -327,24 +363,24 @@
     </w:p>
     <w:tbl>
       <w:tblPr>
-        <w:jc w:val="left"/>
         <w:tblLayout w:type="fixed"/>
         <w:tblLook w:firstColumn="1" w:firstRow="1" w:lastColumn="0" w:lastRow="0" w:noHBand="0" w:noVBand="1" w:val="04A0"/>
         <w:tblW w:w="9866" w:type="dxa"/>
+        <w:jc w:val="left"/>
         <w:tblInd w:w="120" w:type="dxa"/>
         <w:tblCellMar>
-          <w:top w:w="100" w:type="dxa"/>
-          <w:left w:w="100" w:type="dxa"/>
-          <w:bottom w:w="100" w:type="dxa"/>
-          <w:right w:w="100" w:type="dxa"/>
+          <w:top w:w="90" w:type="dxa"/>
+          <w:left w:w="120" w:type="dxa"/>
+          <w:bottom w:w="90" w:type="dxa"/>
+          <w:right w:w="120" w:type="dxa"/>
         </w:tblCellMar>
         <w:tblBorders>
-          <w:top w:val="single" w:sz="4" w:color="ACBBB7"/>
-          <w:left w:val="single" w:sz="4" w:color="ACBBB7"/>
-          <w:bottom w:val="single" w:sz="4" w:color="ACBBB7"/>
-          <w:right w:val="single" w:sz="4" w:color="ACBBB7"/>
-          <w:insideH w:val="single" w:sz="4" w:color="ACBBB7"/>
-          <w:insideV w:val="single" w:sz="4" w:color="ACBBB7"/>
+          <w:top w:val="single" w:sz="4" w:color="B7CEC3"/>
+          <w:left w:val="single" w:sz="4" w:color="B7CEC3"/>
+          <w:bottom w:val="single" w:sz="4" w:color="B7CEC3"/>
+          <w:right w:val="single" w:sz="4" w:color="B7CEC3"/>
+          <w:insideH w:val="single" w:sz="4" w:color="B7CEC3"/>
+          <w:insideV w:val="single" w:sz="4" w:color="B7CEC3"/>
         </w:tblBorders>
       </w:tblPr>
       <w:tblGrid>
@@ -361,16 +397,17 @@
           <w:tcPr>
             <w:vAlign w:val="center"/>
             <w:tcW w:w="3551" w:type="dxa"/>
-            <w:shd w:fill="F7F4EC"/>
+            <w:shd w:fill="28675C" w:val="clear"/>
           </w:tcPr>
           <w:p>
             <w:pPr>
-              <w:spacing w:after="20" w:before="20"/>
+              <w:spacing w:after="60" w:before="0" w:line="257" w:lineRule="auto"/>
             </w:pPr>
             <w:r>
               <w:rPr>
+                <w:rFonts w:ascii="Arial" w:hAnsi="Arial"/>
                 <w:b/>
-                <w:color w:val="173348"/>
+                <w:color w:val="FFFFFF"/>
                 <w:sz w:val="21"/>
               </w:rPr>
               <w:t>Situation</w:t>
@@ -381,16 +418,17 @@
           <w:tcPr>
             <w:vAlign w:val="center"/>
             <w:tcW w:w="2861" w:type="dxa"/>
-            <w:shd w:fill="F7F4EC"/>
+            <w:shd w:fill="28675C" w:val="clear"/>
           </w:tcPr>
           <w:p>
             <w:pPr>
-              <w:spacing w:after="20" w:before="20"/>
+              <w:spacing w:after="60" w:before="0" w:line="257" w:lineRule="auto"/>
             </w:pPr>
             <w:r>
               <w:rPr>
+                <w:rFonts w:ascii="Arial" w:hAnsi="Arial"/>
                 <w:b/>
-                <w:color w:val="173348"/>
+                <w:color w:val="FFFFFF"/>
                 <w:sz w:val="21"/>
               </w:rPr>
               <w:t>Helpful, unhelpful or need context?</w:t>
@@ -401,16 +439,17 @@
           <w:tcPr>
             <w:vAlign w:val="center"/>
             <w:tcW w:w="3454" w:type="dxa"/>
-            <w:shd w:fill="F7F4EC"/>
+            <w:shd w:fill="28675C" w:val="clear"/>
           </w:tcPr>
           <w:p>
             <w:pPr>
-              <w:spacing w:after="20" w:before="20"/>
+              <w:spacing w:after="60" w:before="0" w:line="257" w:lineRule="auto"/>
             </w:pPr>
             <w:r>
               <w:rPr>
+                <w:rFonts w:ascii="Arial" w:hAnsi="Arial"/>
                 <w:b/>
-                <w:color w:val="173348"/>
+                <w:color w:val="FFFFFF"/>
                 <w:sz w:val="21"/>
               </w:rPr>
               <w:t>Which contact / why?</w:t>
@@ -421,19 +460,23 @@
       <w:tr>
         <w:trPr>
           <w:cantSplit/>
-          <w:trHeight w:val="595"/>
+          <w:trHeight w:val="595" w:hRule="atLeast"/>
         </w:trPr>
         <w:tc>
           <w:tcPr>
             <w:vAlign w:val="center"/>
             <w:tcW w:w="3551" w:type="dxa"/>
+            <w:shd w:val="clear" w:fill="FFFFFF"/>
           </w:tcPr>
           <w:p>
             <w:pPr>
-              <w:spacing w:after="20" w:before="20"/>
+              <w:spacing w:after="60" w:before="0" w:line="257" w:lineRule="auto"/>
             </w:pPr>
             <w:r>
               <w:rPr>
+                <w:rFonts w:ascii="Arial" w:hAnsi="Arial"/>
+                <w:b w:val="0"/>
+                <w:color w:val="243943"/>
                 <w:sz w:val="21"/>
               </w:rPr>
               <w:t>1. Bike brakes</w:t>
@@ -444,13 +487,17 @@
           <w:tcPr>
             <w:vAlign w:val="center"/>
             <w:tcW w:w="2861" w:type="dxa"/>
+            <w:shd w:val="clear" w:fill="FFFFFF"/>
           </w:tcPr>
           <w:p>
             <w:pPr>
-              <w:spacing w:after="20" w:before="20"/>
+              <w:spacing w:after="60" w:before="0" w:line="257" w:lineRule="auto"/>
             </w:pPr>
             <w:r>
               <w:rPr>
+                <w:rFonts w:ascii="Arial" w:hAnsi="Arial"/>
+                <w:b w:val="0"/>
+                <w:color w:val="243943"/>
                 <w:sz w:val="21"/>
               </w:rPr>
             </w:r>
@@ -460,13 +507,17 @@
           <w:tcPr>
             <w:vAlign w:val="center"/>
             <w:tcW w:w="3454" w:type="dxa"/>
+            <w:shd w:val="clear" w:fill="FFFFFF"/>
           </w:tcPr>
           <w:p>
             <w:pPr>
-              <w:spacing w:after="20" w:before="20"/>
+              <w:spacing w:after="60" w:before="0" w:line="257" w:lineRule="auto"/>
             </w:pPr>
             <w:r>
               <w:rPr>
+                <w:rFonts w:ascii="Arial" w:hAnsi="Arial"/>
+                <w:b w:val="0"/>
+                <w:color w:val="243943"/>
                 <w:sz w:val="21"/>
               </w:rPr>
             </w:r>
@@ -476,19 +527,23 @@
       <w:tr>
         <w:trPr>
           <w:cantSplit/>
-          <w:trHeight w:val="595"/>
+          <w:trHeight w:val="595" w:hRule="atLeast"/>
         </w:trPr>
         <w:tc>
           <w:tcPr>
             <w:vAlign w:val="center"/>
             <w:tcW w:w="3551" w:type="dxa"/>
+            <w:shd w:val="clear" w:fill="FFFFFF"/>
           </w:tcPr>
           <w:p>
             <w:pPr>
-              <w:spacing w:after="20" w:before="20"/>
+              <w:spacing w:after="60" w:before="0" w:line="257" w:lineRule="auto"/>
             </w:pPr>
             <w:r>
               <w:rPr>
+                <w:rFonts w:ascii="Arial" w:hAnsi="Arial"/>
+                <w:b w:val="0"/>
+                <w:color w:val="243943"/>
                 <w:sz w:val="21"/>
               </w:rPr>
               <w:t>2. Trainers on a wet floor</w:t>
@@ -499,13 +554,17 @@
           <w:tcPr>
             <w:vAlign w:val="center"/>
             <w:tcW w:w="2861" w:type="dxa"/>
+            <w:shd w:val="clear" w:fill="FFFFFF"/>
           </w:tcPr>
           <w:p>
             <w:pPr>
-              <w:spacing w:after="20" w:before="20"/>
+              <w:spacing w:after="60" w:before="0" w:line="257" w:lineRule="auto"/>
             </w:pPr>
             <w:r>
               <w:rPr>
+                <w:rFonts w:ascii="Arial" w:hAnsi="Arial"/>
+                <w:b w:val="0"/>
+                <w:color w:val="243943"/>
                 <w:sz w:val="21"/>
               </w:rPr>
             </w:r>
@@ -515,13 +574,17 @@
           <w:tcPr>
             <w:vAlign w:val="center"/>
             <w:tcW w:w="3454" w:type="dxa"/>
+            <w:shd w:val="clear" w:fill="FFFFFF"/>
           </w:tcPr>
           <w:p>
             <w:pPr>
-              <w:spacing w:after="20" w:before="20"/>
+              <w:spacing w:after="60" w:before="0" w:line="257" w:lineRule="auto"/>
             </w:pPr>
             <w:r>
               <w:rPr>
+                <w:rFonts w:ascii="Arial" w:hAnsi="Arial"/>
+                <w:b w:val="0"/>
+                <w:color w:val="243943"/>
                 <w:sz w:val="21"/>
               </w:rPr>
             </w:r>
@@ -531,19 +594,23 @@
       <w:tr>
         <w:trPr>
           <w:cantSplit/>
-          <w:trHeight w:val="595"/>
+          <w:trHeight w:val="595" w:hRule="atLeast"/>
         </w:trPr>
         <w:tc>
           <w:tcPr>
             <w:vAlign w:val="center"/>
             <w:tcW w:w="3551" w:type="dxa"/>
+            <w:shd w:val="clear" w:fill="FFFFFF"/>
           </w:tcPr>
           <w:p>
             <w:pPr>
-              <w:spacing w:after="20" w:before="20"/>
+              <w:spacing w:after="60" w:before="0" w:line="257" w:lineRule="auto"/>
             </w:pPr>
             <w:r>
               <w:rPr>
+                <w:rFonts w:ascii="Arial" w:hAnsi="Arial"/>
+                <w:b w:val="0"/>
+                <w:color w:val="243943"/>
                 <w:sz w:val="21"/>
               </w:rPr>
               <w:t>3. Engine parts rubbing</w:t>
@@ -554,13 +621,17 @@
           <w:tcPr>
             <w:vAlign w:val="center"/>
             <w:tcW w:w="2861" w:type="dxa"/>
+            <w:shd w:val="clear" w:fill="FFFFFF"/>
           </w:tcPr>
           <w:p>
             <w:pPr>
-              <w:spacing w:after="20" w:before="20"/>
+              <w:spacing w:after="60" w:before="0" w:line="257" w:lineRule="auto"/>
             </w:pPr>
             <w:r>
               <w:rPr>
+                <w:rFonts w:ascii="Arial" w:hAnsi="Arial"/>
+                <w:b w:val="0"/>
+                <w:color w:val="243943"/>
                 <w:sz w:val="21"/>
               </w:rPr>
             </w:r>
@@ -570,13 +641,17 @@
           <w:tcPr>
             <w:vAlign w:val="center"/>
             <w:tcW w:w="3454" w:type="dxa"/>
+            <w:shd w:val="clear" w:fill="FFFFFF"/>
           </w:tcPr>
           <w:p>
             <w:pPr>
-              <w:spacing w:after="20" w:before="20"/>
+              <w:spacing w:after="60" w:before="0" w:line="257" w:lineRule="auto"/>
             </w:pPr>
             <w:r>
               <w:rPr>
+                <w:rFonts w:ascii="Arial" w:hAnsi="Arial"/>
+                <w:b w:val="0"/>
+                <w:color w:val="243943"/>
                 <w:sz w:val="21"/>
               </w:rPr>
             </w:r>
@@ -586,19 +661,23 @@
       <w:tr>
         <w:trPr>
           <w:cantSplit/>
-          <w:trHeight w:val="595"/>
+          <w:trHeight w:val="595" w:hRule="atLeast"/>
         </w:trPr>
         <w:tc>
           <w:tcPr>
             <w:vAlign w:val="center"/>
             <w:tcW w:w="3551" w:type="dxa"/>
+            <w:shd w:val="clear" w:fill="FFFFFF"/>
           </w:tcPr>
           <w:p>
             <w:pPr>
-              <w:spacing w:after="20" w:before="20"/>
+              <w:spacing w:after="60" w:before="0" w:line="257" w:lineRule="auto"/>
             </w:pPr>
             <w:r>
               <w:rPr>
+                <w:rFonts w:ascii="Arial" w:hAnsi="Arial"/>
+                <w:b w:val="0"/>
+                <w:color w:val="243943"/>
                 <w:sz w:val="21"/>
               </w:rPr>
               <w:t>4. Pushing a heavy box across carpet</w:t>
@@ -609,13 +688,17 @@
           <w:tcPr>
             <w:vAlign w:val="center"/>
             <w:tcW w:w="2861" w:type="dxa"/>
+            <w:shd w:val="clear" w:fill="FFFFFF"/>
           </w:tcPr>
           <w:p>
             <w:pPr>
-              <w:spacing w:after="20" w:before="20"/>
+              <w:spacing w:after="60" w:before="0" w:line="257" w:lineRule="auto"/>
             </w:pPr>
             <w:r>
               <w:rPr>
+                <w:rFonts w:ascii="Arial" w:hAnsi="Arial"/>
+                <w:b w:val="0"/>
+                <w:color w:val="243943"/>
                 <w:sz w:val="21"/>
               </w:rPr>
             </w:r>
@@ -625,13 +708,17 @@
           <w:tcPr>
             <w:vAlign w:val="center"/>
             <w:tcW w:w="3454" w:type="dxa"/>
+            <w:shd w:val="clear" w:fill="FFFFFF"/>
           </w:tcPr>
           <w:p>
             <w:pPr>
-              <w:spacing w:after="20" w:before="20"/>
+              <w:spacing w:after="60" w:before="0" w:line="257" w:lineRule="auto"/>
             </w:pPr>
             <w:r>
               <w:rPr>
+                <w:rFonts w:ascii="Arial" w:hAnsi="Arial"/>
+                <w:b w:val="0"/>
+                <w:color w:val="243943"/>
                 <w:sz w:val="21"/>
               </w:rPr>
             </w:r>
@@ -641,19 +728,23 @@
       <w:tr>
         <w:trPr>
           <w:cantSplit/>
-          <w:trHeight w:val="595"/>
+          <w:trHeight w:val="595" w:hRule="atLeast"/>
         </w:trPr>
         <w:tc>
           <w:tcPr>
             <w:vAlign w:val="center"/>
             <w:tcW w:w="3551" w:type="dxa"/>
+            <w:shd w:val="clear" w:fill="FFFFFF"/>
           </w:tcPr>
           <w:p>
             <w:pPr>
-              <w:spacing w:after="20" w:before="20"/>
+              <w:spacing w:after="60" w:before="0" w:line="257" w:lineRule="auto"/>
             </w:pPr>
             <w:r>
               <w:rPr>
+                <w:rFonts w:ascii="Arial" w:hAnsi="Arial"/>
+                <w:b w:val="0"/>
+                <w:color w:val="243943"/>
                 <w:sz w:val="21"/>
               </w:rPr>
               <w:t>5. A door handle</w:t>
@@ -664,13 +755,17 @@
           <w:tcPr>
             <w:vAlign w:val="center"/>
             <w:tcW w:w="2861" w:type="dxa"/>
+            <w:shd w:val="clear" w:fill="FFFFFF"/>
           </w:tcPr>
           <w:p>
             <w:pPr>
-              <w:spacing w:after="20" w:before="20"/>
+              <w:spacing w:after="60" w:before="0" w:line="257" w:lineRule="auto"/>
             </w:pPr>
             <w:r>
               <w:rPr>
+                <w:rFonts w:ascii="Arial" w:hAnsi="Arial"/>
+                <w:b w:val="0"/>
+                <w:color w:val="243943"/>
                 <w:sz w:val="21"/>
               </w:rPr>
             </w:r>
@@ -680,13 +775,17 @@
           <w:tcPr>
             <w:vAlign w:val="center"/>
             <w:tcW w:w="3454" w:type="dxa"/>
+            <w:shd w:val="clear" w:fill="FFFFFF"/>
           </w:tcPr>
           <w:p>
             <w:pPr>
-              <w:spacing w:after="20" w:before="20"/>
+              <w:spacing w:after="60" w:before="0" w:line="257" w:lineRule="auto"/>
             </w:pPr>
             <w:r>
               <w:rPr>
+                <w:rFonts w:ascii="Arial" w:hAnsi="Arial"/>
+                <w:b w:val="0"/>
+                <w:color w:val="243943"/>
                 <w:sz w:val="21"/>
               </w:rPr>
             </w:r>
@@ -709,24 +808,24 @@
     </w:p>
     <w:tbl>
       <w:tblPr>
-        <w:jc w:val="left"/>
         <w:tblLayout w:type="fixed"/>
         <w:tblLook w:firstColumn="1" w:firstRow="1" w:lastColumn="0" w:lastRow="0" w:noHBand="0" w:noVBand="1" w:val="04A0"/>
         <w:tblW w:w="9866" w:type="dxa"/>
+        <w:jc w:val="left"/>
         <w:tblInd w:w="120" w:type="dxa"/>
         <w:tblCellMar>
-          <w:top w:w="100" w:type="dxa"/>
-          <w:left w:w="100" w:type="dxa"/>
-          <w:bottom w:w="100" w:type="dxa"/>
-          <w:right w:w="100" w:type="dxa"/>
+          <w:top w:w="90" w:type="dxa"/>
+          <w:left w:w="120" w:type="dxa"/>
+          <w:bottom w:w="90" w:type="dxa"/>
+          <w:right w:w="120" w:type="dxa"/>
         </w:tblCellMar>
         <w:tblBorders>
-          <w:top w:val="single" w:sz="4" w:color="ACBBB7"/>
-          <w:left w:val="single" w:sz="4" w:color="ACBBB7"/>
-          <w:bottom w:val="single" w:sz="4" w:color="ACBBB7"/>
-          <w:right w:val="single" w:sz="4" w:color="ACBBB7"/>
-          <w:insideH w:val="single" w:sz="4" w:color="ACBBB7"/>
-          <w:insideV w:val="single" w:sz="4" w:color="ACBBB7"/>
+          <w:top w:val="single" w:sz="4" w:color="B7CEC3"/>
+          <w:left w:val="single" w:sz="4" w:color="B7CEC3"/>
+          <w:bottom w:val="single" w:sz="4" w:color="B7CEC3"/>
+          <w:right w:val="single" w:sz="4" w:color="B7CEC3"/>
+          <w:insideH w:val="single" w:sz="4" w:color="B7CEC3"/>
+          <w:insideV w:val="single" w:sz="4" w:color="B7CEC3"/>
         </w:tblBorders>
       </w:tblPr>
       <w:tblGrid>
@@ -742,17 +841,18 @@
           <w:tcPr>
             <w:vAlign w:val="center"/>
             <w:tcW w:w="7596" w:type="dxa"/>
-            <w:shd w:fill="F7F4EC"/>
+            <w:shd w:fill="28675C" w:val="clear"/>
           </w:tcPr>
           <w:p>
             <w:pPr>
-              <w:spacing w:after="20" w:before="20"/>
+              <w:spacing w:after="60" w:before="0" w:line="257" w:lineRule="auto"/>
             </w:pPr>
             <w:r>
               <w:rPr>
+                <w:rFonts w:ascii="Arial" w:hAnsi="Arial"/>
                 <w:b/>
-                <w:color w:val="173348"/>
-                <w:sz w:val="22"/>
+                <w:color w:val="FFFFFF"/>
+                <w:sz w:val="21"/>
               </w:rPr>
               <w:t>Claim</w:t>
             </w:r>
@@ -762,17 +862,18 @@
           <w:tcPr>
             <w:vAlign w:val="center"/>
             <w:tcW w:w="2270" w:type="dxa"/>
-            <w:shd w:fill="F7F4EC"/>
+            <w:shd w:fill="28675C" w:val="clear"/>
           </w:tcPr>
           <w:p>
             <w:pPr>
-              <w:spacing w:after="20" w:before="20"/>
+              <w:spacing w:after="60" w:before="0" w:line="257" w:lineRule="auto"/>
             </w:pPr>
             <w:r>
               <w:rPr>
+                <w:rFonts w:ascii="Arial" w:hAnsi="Arial"/>
                 <w:b/>
-                <w:color w:val="173348"/>
-                <w:sz w:val="22"/>
+                <w:color w:val="FFFFFF"/>
+                <w:sz w:val="21"/>
               </w:rPr>
               <w:t>My decision</w:t>
             </w:r>
@@ -782,20 +883,24 @@
       <w:tr>
         <w:trPr>
           <w:cantSplit/>
-          <w:trHeight w:val="454"/>
+          <w:trHeight w:val="454" w:hRule="atLeast"/>
         </w:trPr>
         <w:tc>
           <w:tcPr>
             <w:vAlign w:val="center"/>
             <w:tcW w:w="7596" w:type="dxa"/>
+            <w:shd w:val="clear" w:fill="FFFFFF"/>
           </w:tcPr>
           <w:p>
             <w:pPr>
-              <w:spacing w:after="20" w:before="20"/>
+              <w:spacing w:after="60" w:before="0" w:line="257" w:lineRule="auto"/>
             </w:pPr>
             <w:r>
               <w:rPr>
-                <w:sz w:val="22"/>
+                <w:rFonts w:ascii="Arial" w:hAnsi="Arial"/>
+                <w:b w:val="0"/>
+                <w:color w:val="243943"/>
+                <w:sz w:val="21"/>
               </w:rPr>
               <w:t>A. Sliding friction opposes sliding at the contact.</w:t>
             </w:r>
@@ -805,14 +910,18 @@
           <w:tcPr>
             <w:vAlign w:val="center"/>
             <w:tcW w:w="2270" w:type="dxa"/>
+            <w:shd w:val="clear" w:fill="FFFFFF"/>
           </w:tcPr>
           <w:p>
             <w:pPr>
-              <w:spacing w:after="20" w:before="20"/>
+              <w:spacing w:after="60" w:before="0" w:line="257" w:lineRule="auto"/>
             </w:pPr>
             <w:r>
               <w:rPr>
-                <w:sz w:val="22"/>
+                <w:rFonts w:ascii="Arial" w:hAnsi="Arial"/>
+                <w:b w:val="0"/>
+                <w:color w:val="243943"/>
+                <w:sz w:val="21"/>
               </w:rPr>
             </w:r>
           </w:p>
@@ -821,20 +930,24 @@
       <w:tr>
         <w:trPr>
           <w:cantSplit/>
-          <w:trHeight w:val="454"/>
+          <w:trHeight w:val="454" w:hRule="atLeast"/>
         </w:trPr>
         <w:tc>
           <w:tcPr>
             <w:vAlign w:val="center"/>
             <w:tcW w:w="7596" w:type="dxa"/>
+            <w:shd w:val="clear" w:fill="FFFFFF"/>
           </w:tcPr>
           <w:p>
             <w:pPr>
-              <w:spacing w:after="20" w:before="20"/>
+              <w:spacing w:after="60" w:before="0" w:line="257" w:lineRule="auto"/>
             </w:pPr>
             <w:r>
               <w:rPr>
-                <w:sz w:val="22"/>
+                <w:rFonts w:ascii="Arial" w:hAnsi="Arial"/>
+                <w:b w:val="0"/>
+                <w:color w:val="243943"/>
+                <w:sz w:val="21"/>
               </w:rPr>
               <w:t>B. Friction only happens with rough surfaces.</w:t>
             </w:r>
@@ -844,14 +957,18 @@
           <w:tcPr>
             <w:vAlign w:val="center"/>
             <w:tcW w:w="2270" w:type="dxa"/>
+            <w:shd w:val="clear" w:fill="FFFFFF"/>
           </w:tcPr>
           <w:p>
             <w:pPr>
-              <w:spacing w:after="20" w:before="20"/>
+              <w:spacing w:after="60" w:before="0" w:line="257" w:lineRule="auto"/>
             </w:pPr>
             <w:r>
               <w:rPr>
-                <w:sz w:val="22"/>
+                <w:rFonts w:ascii="Arial" w:hAnsi="Arial"/>
+                <w:b w:val="0"/>
+                <w:color w:val="243943"/>
+                <w:sz w:val="21"/>
               </w:rPr>
             </w:r>
           </w:p>
@@ -860,20 +977,24 @@
       <w:tr>
         <w:trPr>
           <w:cantSplit/>
-          <w:trHeight w:val="454"/>
+          <w:trHeight w:val="454" w:hRule="atLeast"/>
         </w:trPr>
         <w:tc>
           <w:tcPr>
             <w:vAlign w:val="center"/>
             <w:tcW w:w="7596" w:type="dxa"/>
+            <w:shd w:val="clear" w:fill="FFFFFF"/>
           </w:tcPr>
           <w:p>
             <w:pPr>
-              <w:spacing w:after="20" w:before="20"/>
+              <w:spacing w:after="60" w:before="0" w:line="257" w:lineRule="auto"/>
             </w:pPr>
             <w:r>
               <w:rPr>
-                <w:sz w:val="22"/>
+                <w:rFonts w:ascii="Arial" w:hAnsi="Arial"/>
+                <w:b w:val="0"/>
+                <w:color w:val="243943"/>
+                <w:sz w:val="21"/>
               </w:rPr>
               <w:t>C. Oil can reduce sliding friction in suitable lubricated contacts.</w:t>
             </w:r>
@@ -883,14 +1004,18 @@
           <w:tcPr>
             <w:vAlign w:val="center"/>
             <w:tcW w:w="2270" w:type="dxa"/>
+            <w:shd w:val="clear" w:fill="FFFFFF"/>
           </w:tcPr>
           <w:p>
             <w:pPr>
-              <w:spacing w:after="20" w:before="20"/>
+              <w:spacing w:after="60" w:before="0" w:line="257" w:lineRule="auto"/>
             </w:pPr>
             <w:r>
               <w:rPr>
-                <w:sz w:val="22"/>
+                <w:rFonts w:ascii="Arial" w:hAnsi="Arial"/>
+                <w:b w:val="0"/>
+                <w:color w:val="243943"/>
+                <w:sz w:val="21"/>
               </w:rPr>
             </w:r>
           </w:p>
@@ -899,20 +1024,24 @@
       <w:tr>
         <w:trPr>
           <w:cantSplit/>
-          <w:trHeight w:val="454"/>
+          <w:trHeight w:val="454" w:hRule="atLeast"/>
         </w:trPr>
         <w:tc>
           <w:tcPr>
             <w:vAlign w:val="center"/>
             <w:tcW w:w="7596" w:type="dxa"/>
+            <w:shd w:val="clear" w:fill="FFFFFF"/>
           </w:tcPr>
           <w:p>
             <w:pPr>
-              <w:spacing w:after="20" w:before="20"/>
+              <w:spacing w:after="60" w:before="0" w:line="257" w:lineRule="auto"/>
             </w:pPr>
             <w:r>
               <w:rPr>
-                <w:sz w:val="22"/>
+                <w:rFonts w:ascii="Arial" w:hAnsi="Arial"/>
+                <w:b w:val="0"/>
+                <w:color w:val="243943"/>
+                <w:sz w:val="21"/>
               </w:rPr>
               <w:t>D. Without friction between our shoes and the ground, we could not walk in the usual way.</w:t>
             </w:r>
@@ -922,14 +1051,18 @@
           <w:tcPr>
             <w:vAlign w:val="center"/>
             <w:tcW w:w="2270" w:type="dxa"/>
+            <w:shd w:val="clear" w:fill="FFFFFF"/>
           </w:tcPr>
           <w:p>
             <w:pPr>
-              <w:spacing w:after="20" w:before="20"/>
+              <w:spacing w:after="60" w:before="0" w:line="257" w:lineRule="auto"/>
             </w:pPr>
             <w:r>
               <w:rPr>
-                <w:sz w:val="22"/>
+                <w:rFonts w:ascii="Arial" w:hAnsi="Arial"/>
+                <w:b w:val="0"/>
+                <w:color w:val="243943"/>
+                <w:sz w:val="21"/>
               </w:rPr>
             </w:r>
           </w:p>
@@ -938,20 +1071,24 @@
       <w:tr>
         <w:trPr>
           <w:cantSplit/>
-          <w:trHeight w:val="454"/>
+          <w:trHeight w:val="454" w:hRule="atLeast"/>
         </w:trPr>
         <w:tc>
           <w:tcPr>
             <w:vAlign w:val="center"/>
             <w:tcW w:w="7596" w:type="dxa"/>
+            <w:shd w:val="clear" w:fill="FFFFFF"/>
           </w:tcPr>
           <w:p>
             <w:pPr>
-              <w:spacing w:after="20" w:before="20"/>
+              <w:spacing w:after="60" w:before="0" w:line="257" w:lineRule="auto"/>
             </w:pPr>
             <w:r>
               <w:rPr>
-                <w:sz w:val="22"/>
+                <w:rFonts w:ascii="Arial" w:hAnsi="Arial"/>
+                <w:b w:val="0"/>
+                <w:color w:val="243943"/>
+                <w:sz w:val="21"/>
               </w:rPr>
               <w:t>E. Friction is a bad force.</w:t>
             </w:r>
@@ -961,14 +1098,18 @@
           <w:tcPr>
             <w:vAlign w:val="center"/>
             <w:tcW w:w="2270" w:type="dxa"/>
+            <w:shd w:val="clear" w:fill="FFFFFF"/>
           </w:tcPr>
           <w:p>
             <w:pPr>
-              <w:spacing w:after="20" w:before="20"/>
+              <w:spacing w:after="60" w:before="0" w:line="257" w:lineRule="auto"/>
             </w:pPr>
             <w:r>
               <w:rPr>
-                <w:sz w:val="22"/>
+                <w:rFonts w:ascii="Arial" w:hAnsi="Arial"/>
+                <w:b w:val="0"/>
+                <w:color w:val="243943"/>
+                <w:sz w:val="21"/>
               </w:rPr>
             </w:r>
           </w:p>
@@ -987,6 +1128,11 @@
       <w:pPr>
         <w:pStyle w:val="Kicker"/>
         <w:pageBreakBefore/>
+        <w:shd w:val="clear" w:fill="EDF5F0"/>
+        <w:pBdr>
+          <w:left w:val="single" w:sz="16" w:color="28675C" w:space="5"/>
+        </w:pBdr>
+        <w:ind w:left="91"/>
       </w:pPr>
       <w:r>
         <w:t>CHOOSE THIS PAGE / SUPPORTED</w:t>
@@ -1011,9 +1157,9 @@
     <w:p>
       <w:pPr>
         <w:pStyle w:val="Callout"/>
-        <w:shd w:fill="F7F4EC"/>
+        <w:shd w:fill="EDF5F0" w:val="clear"/>
         <w:pBdr>
-          <w:left w:val="single" w:sz="18" w:space="8" w:color="28675C"/>
+          <w:left w:val="single" w:sz="20" w:color="28675C" w:space="7"/>
         </w:pBdr>
       </w:pPr>
       <w:r>
@@ -1042,8 +1188,10 @@
       <w:pPr>
         <w:pStyle w:val="ResponseLine"/>
         <w:pBdr>
-          <w:bottom w:val="single" w:sz="3" w:space="1" w:color="ACBBB7"/>
+          <w:bottom w:val="single" w:sz="4" w:color="B7CEC3" w:space="0"/>
+          <w:between w:val="single" w:sz="4" w:color="B7CEC3" w:space="0"/>
         </w:pBdr>
+        <w:spacing w:line="440" w:lineRule="exact" w:after="0"/>
       </w:pPr>
       <w:r>
         <w:t xml:space="preserve"> </w:t>
@@ -1053,8 +1201,10 @@
       <w:pPr>
         <w:pStyle w:val="ResponseLine"/>
         <w:pBdr>
-          <w:bottom w:val="single" w:sz="3" w:space="1" w:color="ACBBB7"/>
+          <w:bottom w:val="single" w:sz="4" w:color="B7CEC3" w:space="0"/>
+          <w:between w:val="single" w:sz="4" w:color="B7CEC3" w:space="0"/>
         </w:pBdr>
+        <w:spacing w:line="440" w:lineRule="exact" w:after="0"/>
       </w:pPr>
       <w:r>
         <w:t xml:space="preserve"> </w:t>
@@ -1064,8 +1214,10 @@
       <w:pPr>
         <w:pStyle w:val="ResponseLine"/>
         <w:pBdr>
-          <w:bottom w:val="single" w:sz="3" w:space="1" w:color="ACBBB7"/>
+          <w:bottom w:val="single" w:sz="4" w:color="B7CEC3" w:space="0"/>
+          <w:between w:val="single" w:sz="4" w:color="B7CEC3" w:space="0"/>
         </w:pBdr>
+        <w:spacing w:line="440" w:lineRule="exact" w:after="0"/>
       </w:pPr>
       <w:r>
         <w:t xml:space="preserve"> </w:t>
@@ -1075,8 +1227,10 @@
       <w:pPr>
         <w:pStyle w:val="ResponseLine"/>
         <w:pBdr>
-          <w:bottom w:val="single" w:sz="3" w:space="1" w:color="ACBBB7"/>
+          <w:bottom w:val="single" w:sz="4" w:color="B7CEC3" w:space="0"/>
+          <w:between w:val="single" w:sz="4" w:color="B7CEC3" w:space="0"/>
         </w:pBdr>
+        <w:spacing w:line="440" w:lineRule="exact" w:after="0"/>
       </w:pPr>
       <w:r>
         <w:t xml:space="preserve"> </w:t>
@@ -1091,8 +1245,10 @@
       <w:pPr>
         <w:pStyle w:val="ResponseLine"/>
         <w:pBdr>
-          <w:bottom w:val="single" w:sz="3" w:space="1" w:color="ACBBB7"/>
+          <w:bottom w:val="single" w:sz="4" w:color="B7CEC3" w:space="0"/>
+          <w:between w:val="single" w:sz="4" w:color="B7CEC3" w:space="0"/>
         </w:pBdr>
+        <w:spacing w:line="440" w:lineRule="exact" w:after="0"/>
       </w:pPr>
       <w:r>
         <w:t xml:space="preserve"> </w:t>
@@ -1102,8 +1258,10 @@
       <w:pPr>
         <w:pStyle w:val="ResponseLine"/>
         <w:pBdr>
-          <w:bottom w:val="single" w:sz="3" w:space="1" w:color="ACBBB7"/>
+          <w:bottom w:val="single" w:sz="4" w:color="B7CEC3" w:space="0"/>
+          <w:between w:val="single" w:sz="4" w:color="B7CEC3" w:space="0"/>
         </w:pBdr>
+        <w:spacing w:line="440" w:lineRule="exact" w:after="0"/>
       </w:pPr>
       <w:r>
         <w:t xml:space="preserve"> </w:t>
@@ -1131,8 +1289,10 @@
       <w:pPr>
         <w:pStyle w:val="ResponseLine"/>
         <w:pBdr>
-          <w:bottom w:val="single" w:sz="3" w:space="1" w:color="ACBBB7"/>
+          <w:bottom w:val="single" w:sz="4" w:color="B7CEC3" w:space="0"/>
+          <w:between w:val="single" w:sz="4" w:color="B7CEC3" w:space="0"/>
         </w:pBdr>
+        <w:spacing w:line="440" w:lineRule="exact" w:after="0"/>
       </w:pPr>
       <w:r>
         <w:t xml:space="preserve"> </w:t>
@@ -1142,8 +1302,10 @@
       <w:pPr>
         <w:pStyle w:val="ResponseLine"/>
         <w:pBdr>
-          <w:bottom w:val="single" w:sz="3" w:space="1" w:color="ACBBB7"/>
+          <w:bottom w:val="single" w:sz="4" w:color="B7CEC3" w:space="0"/>
+          <w:between w:val="single" w:sz="4" w:color="B7CEC3" w:space="0"/>
         </w:pBdr>
+        <w:spacing w:line="440" w:lineRule="exact" w:after="0"/>
       </w:pPr>
       <w:r>
         <w:t xml:space="preserve"> </w:t>
@@ -1166,8 +1328,10 @@
       <w:pPr>
         <w:pStyle w:val="ResponseLine"/>
         <w:pBdr>
-          <w:bottom w:val="single" w:sz="3" w:space="1" w:color="ACBBB7"/>
+          <w:bottom w:val="single" w:sz="4" w:color="B7CEC3" w:space="0"/>
+          <w:between w:val="single" w:sz="4" w:color="B7CEC3" w:space="0"/>
         </w:pBdr>
+        <w:spacing w:line="440" w:lineRule="exact" w:after="0"/>
       </w:pPr>
       <w:r>
         <w:t xml:space="preserve"> </w:t>
@@ -1177,8 +1341,10 @@
       <w:pPr>
         <w:pStyle w:val="ResponseLine"/>
         <w:pBdr>
-          <w:bottom w:val="single" w:sz="3" w:space="1" w:color="ACBBB7"/>
+          <w:bottom w:val="single" w:sz="4" w:color="B7CEC3" w:space="0"/>
+          <w:between w:val="single" w:sz="4" w:color="B7CEC3" w:space="0"/>
         </w:pBdr>
+        <w:spacing w:line="440" w:lineRule="exact" w:after="0"/>
       </w:pPr>
       <w:r>
         <w:t xml:space="preserve"> </w:t>
@@ -1187,9 +1353,9 @@
     <w:p>
       <w:pPr>
         <w:pStyle w:val="Callout"/>
-        <w:shd w:fill="F7F4EC"/>
+        <w:shd w:fill="EDF5F0" w:val="clear"/>
         <w:pBdr>
-          <w:left w:val="single" w:sz="18" w:space="8" w:color="28675C"/>
+          <w:left w:val="single" w:sz="20" w:color="28675C" w:space="7"/>
         </w:pBdr>
       </w:pPr>
       <w:r>
@@ -1200,6 +1366,11 @@
       <w:pPr>
         <w:pStyle w:val="Kicker"/>
         <w:pageBreakBefore/>
+        <w:shd w:val="clear" w:fill="EDF5F0"/>
+        <w:pBdr>
+          <w:left w:val="single" w:sz="16" w:color="28675C" w:space="5"/>
+        </w:pBdr>
+        <w:ind w:left="91"/>
       </w:pPr>
       <w:r>
         <w:t>CHOOSE THIS PAGE / STANDARD</w:t>
@@ -1238,8 +1409,10 @@
       <w:pPr>
         <w:pStyle w:val="ResponseLine"/>
         <w:pBdr>
-          <w:bottom w:val="single" w:sz="3" w:space="1" w:color="ACBBB7"/>
+          <w:bottom w:val="single" w:sz="4" w:color="B7CEC3" w:space="0"/>
+          <w:between w:val="single" w:sz="4" w:color="B7CEC3" w:space="0"/>
         </w:pBdr>
+        <w:spacing w:line="440" w:lineRule="exact" w:after="0"/>
       </w:pPr>
       <w:r>
         <w:t xml:space="preserve"> </w:t>
@@ -1249,8 +1422,10 @@
       <w:pPr>
         <w:pStyle w:val="ResponseLine"/>
         <w:pBdr>
-          <w:bottom w:val="single" w:sz="3" w:space="1" w:color="ACBBB7"/>
+          <w:bottom w:val="single" w:sz="4" w:color="B7CEC3" w:space="0"/>
+          <w:between w:val="single" w:sz="4" w:color="B7CEC3" w:space="0"/>
         </w:pBdr>
+        <w:spacing w:line="440" w:lineRule="exact" w:after="0"/>
       </w:pPr>
       <w:r>
         <w:t xml:space="preserve"> </w:t>
@@ -1260,8 +1435,10 @@
       <w:pPr>
         <w:pStyle w:val="ResponseLine"/>
         <w:pBdr>
-          <w:bottom w:val="single" w:sz="3" w:space="1" w:color="ACBBB7"/>
+          <w:bottom w:val="single" w:sz="4" w:color="B7CEC3" w:space="0"/>
+          <w:between w:val="single" w:sz="4" w:color="B7CEC3" w:space="0"/>
         </w:pBdr>
+        <w:spacing w:line="440" w:lineRule="exact" w:after="0"/>
       </w:pPr>
       <w:r>
         <w:t xml:space="preserve"> </w:t>
@@ -1271,8 +1448,10 @@
       <w:pPr>
         <w:pStyle w:val="ResponseLine"/>
         <w:pBdr>
-          <w:bottom w:val="single" w:sz="3" w:space="1" w:color="ACBBB7"/>
+          <w:bottom w:val="single" w:sz="4" w:color="B7CEC3" w:space="0"/>
+          <w:between w:val="single" w:sz="4" w:color="B7CEC3" w:space="0"/>
         </w:pBdr>
+        <w:spacing w:line="440" w:lineRule="exact" w:after="0"/>
       </w:pPr>
       <w:r>
         <w:t xml:space="preserve"> </w:t>
@@ -1300,8 +1479,10 @@
       <w:pPr>
         <w:pStyle w:val="ResponseLine"/>
         <w:pBdr>
-          <w:bottom w:val="single" w:sz="3" w:space="1" w:color="ACBBB7"/>
+          <w:bottom w:val="single" w:sz="4" w:color="B7CEC3" w:space="0"/>
+          <w:between w:val="single" w:sz="4" w:color="B7CEC3" w:space="0"/>
         </w:pBdr>
+        <w:spacing w:line="440" w:lineRule="exact" w:after="0"/>
       </w:pPr>
       <w:r>
         <w:t xml:space="preserve"> </w:t>
@@ -1311,8 +1492,10 @@
       <w:pPr>
         <w:pStyle w:val="ResponseLine"/>
         <w:pBdr>
-          <w:bottom w:val="single" w:sz="3" w:space="1" w:color="ACBBB7"/>
+          <w:bottom w:val="single" w:sz="4" w:color="B7CEC3" w:space="0"/>
+          <w:between w:val="single" w:sz="4" w:color="B7CEC3" w:space="0"/>
         </w:pBdr>
+        <w:spacing w:line="440" w:lineRule="exact" w:after="0"/>
       </w:pPr>
       <w:r>
         <w:t xml:space="preserve"> </w:t>
@@ -1327,8 +1510,10 @@
       <w:pPr>
         <w:pStyle w:val="ResponseLine"/>
         <w:pBdr>
-          <w:bottom w:val="single" w:sz="3" w:space="1" w:color="ACBBB7"/>
+          <w:bottom w:val="single" w:sz="4" w:color="B7CEC3" w:space="0"/>
+          <w:between w:val="single" w:sz="4" w:color="B7CEC3" w:space="0"/>
         </w:pBdr>
+        <w:spacing w:line="440" w:lineRule="exact" w:after="0"/>
       </w:pPr>
       <w:r>
         <w:t xml:space="preserve"> </w:t>
@@ -1338,8 +1523,10 @@
       <w:pPr>
         <w:pStyle w:val="ResponseLine"/>
         <w:pBdr>
-          <w:bottom w:val="single" w:sz="3" w:space="1" w:color="ACBBB7"/>
+          <w:bottom w:val="single" w:sz="4" w:color="B7CEC3" w:space="0"/>
+          <w:between w:val="single" w:sz="4" w:color="B7CEC3" w:space="0"/>
         </w:pBdr>
+        <w:spacing w:line="440" w:lineRule="exact" w:after="0"/>
       </w:pPr>
       <w:r>
         <w:t xml:space="preserve"> </w:t>
@@ -1362,8 +1549,10 @@
       <w:pPr>
         <w:pStyle w:val="ResponseLine"/>
         <w:pBdr>
-          <w:bottom w:val="single" w:sz="3" w:space="1" w:color="ACBBB7"/>
+          <w:bottom w:val="single" w:sz="4" w:color="B7CEC3" w:space="0"/>
+          <w:between w:val="single" w:sz="4" w:color="B7CEC3" w:space="0"/>
         </w:pBdr>
+        <w:spacing w:line="440" w:lineRule="exact" w:after="0"/>
       </w:pPr>
       <w:r>
         <w:t xml:space="preserve"> </w:t>
@@ -1373,8 +1562,10 @@
       <w:pPr>
         <w:pStyle w:val="ResponseLine"/>
         <w:pBdr>
-          <w:bottom w:val="single" w:sz="3" w:space="1" w:color="ACBBB7"/>
+          <w:bottom w:val="single" w:sz="4" w:color="B7CEC3" w:space="0"/>
+          <w:between w:val="single" w:sz="4" w:color="B7CEC3" w:space="0"/>
         </w:pBdr>
+        <w:spacing w:line="440" w:lineRule="exact" w:after="0"/>
       </w:pPr>
       <w:r>
         <w:t xml:space="preserve"> </w:t>
@@ -1384,8 +1575,10 @@
       <w:pPr>
         <w:pStyle w:val="ResponseLine"/>
         <w:pBdr>
-          <w:bottom w:val="single" w:sz="3" w:space="1" w:color="ACBBB7"/>
+          <w:bottom w:val="single" w:sz="4" w:color="B7CEC3" w:space="0"/>
+          <w:between w:val="single" w:sz="4" w:color="B7CEC3" w:space="0"/>
         </w:pBdr>
+        <w:spacing w:line="440" w:lineRule="exact" w:after="0"/>
       </w:pPr>
       <w:r>
         <w:t xml:space="preserve"> </w:t>
@@ -1394,9 +1587,9 @@
     <w:p>
       <w:pPr>
         <w:pStyle w:val="Callout"/>
-        <w:shd w:fill="F7F4EC"/>
+        <w:shd w:fill="EDF5F0" w:val="clear"/>
         <w:pBdr>
-          <w:left w:val="single" w:sz="18" w:space="8" w:color="28675C"/>
+          <w:left w:val="single" w:sz="20" w:color="28675C" w:space="7"/>
         </w:pBdr>
       </w:pPr>
       <w:r>
@@ -1407,6 +1600,11 @@
       <w:pPr>
         <w:pStyle w:val="Kicker"/>
         <w:pageBreakBefore/>
+        <w:shd w:val="clear" w:fill="EDF5F0"/>
+        <w:pBdr>
+          <w:left w:val="single" w:sz="16" w:color="28675C" w:space="5"/>
+        </w:pBdr>
+        <w:ind w:left="91"/>
       </w:pPr>
       <w:r>
         <w:t>CHOOSE THIS PAGE / STRETCH</w:t>
@@ -1445,8 +1643,10 @@
       <w:pPr>
         <w:pStyle w:val="ResponseLine"/>
         <w:pBdr>
-          <w:bottom w:val="single" w:sz="3" w:space="1" w:color="ACBBB7"/>
+          <w:bottom w:val="single" w:sz="4" w:color="B7CEC3" w:space="0"/>
+          <w:between w:val="single" w:sz="4" w:color="B7CEC3" w:space="0"/>
         </w:pBdr>
+        <w:spacing w:line="440" w:lineRule="exact" w:after="0"/>
       </w:pPr>
       <w:r>
         <w:t xml:space="preserve"> </w:t>
@@ -1456,8 +1656,10 @@
       <w:pPr>
         <w:pStyle w:val="ResponseLine"/>
         <w:pBdr>
-          <w:bottom w:val="single" w:sz="3" w:space="1" w:color="ACBBB7"/>
+          <w:bottom w:val="single" w:sz="4" w:color="B7CEC3" w:space="0"/>
+          <w:between w:val="single" w:sz="4" w:color="B7CEC3" w:space="0"/>
         </w:pBdr>
+        <w:spacing w:line="440" w:lineRule="exact" w:after="0"/>
       </w:pPr>
       <w:r>
         <w:t xml:space="preserve"> </w:t>
@@ -1467,8 +1669,10 @@
       <w:pPr>
         <w:pStyle w:val="ResponseLine"/>
         <w:pBdr>
-          <w:bottom w:val="single" w:sz="3" w:space="1" w:color="ACBBB7"/>
+          <w:bottom w:val="single" w:sz="4" w:color="B7CEC3" w:space="0"/>
+          <w:between w:val="single" w:sz="4" w:color="B7CEC3" w:space="0"/>
         </w:pBdr>
+        <w:spacing w:line="440" w:lineRule="exact" w:after="0"/>
       </w:pPr>
       <w:r>
         <w:t xml:space="preserve"> </w:t>
@@ -1478,8 +1682,10 @@
       <w:pPr>
         <w:pStyle w:val="ResponseLine"/>
         <w:pBdr>
-          <w:bottom w:val="single" w:sz="3" w:space="1" w:color="ACBBB7"/>
+          <w:bottom w:val="single" w:sz="4" w:color="B7CEC3" w:space="0"/>
+          <w:between w:val="single" w:sz="4" w:color="B7CEC3" w:space="0"/>
         </w:pBdr>
+        <w:spacing w:line="440" w:lineRule="exact" w:after="0"/>
       </w:pPr>
       <w:r>
         <w:t xml:space="preserve"> </w:t>
@@ -1489,8 +1695,10 @@
       <w:pPr>
         <w:pStyle w:val="ResponseLine"/>
         <w:pBdr>
-          <w:bottom w:val="single" w:sz="3" w:space="1" w:color="ACBBB7"/>
+          <w:bottom w:val="single" w:sz="4" w:color="B7CEC3" w:space="0"/>
+          <w:between w:val="single" w:sz="4" w:color="B7CEC3" w:space="0"/>
         </w:pBdr>
+        <w:spacing w:line="440" w:lineRule="exact" w:after="0"/>
       </w:pPr>
       <w:r>
         <w:t xml:space="preserve"> </w:t>
@@ -1513,8 +1721,10 @@
       <w:pPr>
         <w:pStyle w:val="ResponseLine"/>
         <w:pBdr>
-          <w:bottom w:val="single" w:sz="3" w:space="1" w:color="ACBBB7"/>
+          <w:bottom w:val="single" w:sz="4" w:color="B7CEC3" w:space="0"/>
+          <w:between w:val="single" w:sz="4" w:color="B7CEC3" w:space="0"/>
         </w:pBdr>
+        <w:spacing w:line="440" w:lineRule="exact" w:after="0"/>
       </w:pPr>
       <w:r>
         <w:t xml:space="preserve"> </w:t>
@@ -1524,8 +1734,10 @@
       <w:pPr>
         <w:pStyle w:val="ResponseLine"/>
         <w:pBdr>
-          <w:bottom w:val="single" w:sz="3" w:space="1" w:color="ACBBB7"/>
+          <w:bottom w:val="single" w:sz="4" w:color="B7CEC3" w:space="0"/>
+          <w:between w:val="single" w:sz="4" w:color="B7CEC3" w:space="0"/>
         </w:pBdr>
+        <w:spacing w:line="440" w:lineRule="exact" w:after="0"/>
       </w:pPr>
       <w:r>
         <w:t xml:space="preserve"> </w:t>
@@ -1535,8 +1747,10 @@
       <w:pPr>
         <w:pStyle w:val="ResponseLine"/>
         <w:pBdr>
-          <w:bottom w:val="single" w:sz="3" w:space="1" w:color="ACBBB7"/>
+          <w:bottom w:val="single" w:sz="4" w:color="B7CEC3" w:space="0"/>
+          <w:between w:val="single" w:sz="4" w:color="B7CEC3" w:space="0"/>
         </w:pBdr>
+        <w:spacing w:line="440" w:lineRule="exact" w:after="0"/>
       </w:pPr>
       <w:r>
         <w:t xml:space="preserve"> </w:t>
@@ -1546,8 +1760,10 @@
       <w:pPr>
         <w:pStyle w:val="ResponseLine"/>
         <w:pBdr>
-          <w:bottom w:val="single" w:sz="3" w:space="1" w:color="ACBBB7"/>
+          <w:bottom w:val="single" w:sz="4" w:color="B7CEC3" w:space="0"/>
+          <w:between w:val="single" w:sz="4" w:color="B7CEC3" w:space="0"/>
         </w:pBdr>
+        <w:spacing w:line="440" w:lineRule="exact" w:after="0"/>
       </w:pPr>
       <w:r>
         <w:t xml:space="preserve"> </w:t>
@@ -1570,8 +1786,10 @@
       <w:pPr>
         <w:pStyle w:val="ResponseLine"/>
         <w:pBdr>
-          <w:bottom w:val="single" w:sz="3" w:space="1" w:color="ACBBB7"/>
+          <w:bottom w:val="single" w:sz="4" w:color="B7CEC3" w:space="0"/>
+          <w:between w:val="single" w:sz="4" w:color="B7CEC3" w:space="0"/>
         </w:pBdr>
+        <w:spacing w:line="440" w:lineRule="exact" w:after="0"/>
       </w:pPr>
       <w:r>
         <w:t xml:space="preserve"> </w:t>
@@ -1581,8 +1799,10 @@
       <w:pPr>
         <w:pStyle w:val="ResponseLine"/>
         <w:pBdr>
-          <w:bottom w:val="single" w:sz="3" w:space="1" w:color="ACBBB7"/>
+          <w:bottom w:val="single" w:sz="4" w:color="B7CEC3" w:space="0"/>
+          <w:between w:val="single" w:sz="4" w:color="B7CEC3" w:space="0"/>
         </w:pBdr>
+        <w:spacing w:line="440" w:lineRule="exact" w:after="0"/>
       </w:pPr>
       <w:r>
         <w:t xml:space="preserve"> </w:t>
@@ -1592,8 +1812,10 @@
       <w:pPr>
         <w:pStyle w:val="ResponseLine"/>
         <w:pBdr>
-          <w:bottom w:val="single" w:sz="3" w:space="1" w:color="ACBBB7"/>
+          <w:bottom w:val="single" w:sz="4" w:color="B7CEC3" w:space="0"/>
+          <w:between w:val="single" w:sz="4" w:color="B7CEC3" w:space="0"/>
         </w:pBdr>
+        <w:spacing w:line="440" w:lineRule="exact" w:after="0"/>
       </w:pPr>
       <w:r>
         <w:t xml:space="preserve"> </w:t>
@@ -1602,9 +1824,9 @@
     <w:p>
       <w:pPr>
         <w:pStyle w:val="Callout"/>
-        <w:shd w:fill="F7F4EC"/>
+        <w:shd w:fill="EDF5F0" w:val="clear"/>
         <w:pBdr>
-          <w:left w:val="single" w:sz="18" w:space="8" w:color="28675C"/>
+          <w:left w:val="single" w:sz="20" w:color="28675C" w:space="7"/>
         </w:pBdr>
       </w:pPr>
       <w:r>
@@ -1615,6 +1837,11 @@
       <w:pPr>
         <w:pStyle w:val="Kicker"/>
         <w:pageBreakBefore/>
+        <w:shd w:val="clear" w:fill="EDF5F0"/>
+        <w:pBdr>
+          <w:left w:val="single" w:sz="16" w:color="28675C" w:space="5"/>
+        </w:pBdr>
+        <w:ind w:left="91"/>
       </w:pPr>
       <w:r>
         <w:t>REUSABLE CARDS / OPTIONAL PRINT</w:t>
@@ -1643,29 +1870,29 @@
     </w:p>
     <w:tbl>
       <w:tblPr>
-        <w:jc w:val="left"/>
         <w:tblLayout w:type="fixed"/>
         <w:tblLook w:firstColumn="1" w:firstRow="1" w:lastColumn="0" w:lastRow="0" w:noHBand="0" w:noVBand="1" w:val="04A0"/>
         <w:tblW w:w="9866" w:type="dxa"/>
+        <w:jc w:val="left"/>
         <w:tblInd w:w="120" w:type="dxa"/>
         <w:tblCellMar>
-          <w:top w:w="100" w:type="dxa"/>
-          <w:left w:w="100" w:type="dxa"/>
-          <w:bottom w:w="100" w:type="dxa"/>
-          <w:right w:w="100" w:type="dxa"/>
+          <w:top w:w="90" w:type="dxa"/>
+          <w:left w:w="120" w:type="dxa"/>
+          <w:bottom w:w="90" w:type="dxa"/>
+          <w:right w:w="120" w:type="dxa"/>
         </w:tblCellMar>
         <w:tblBorders>
-          <w:top w:val="single" w:sz="4" w:color="ACBBB7"/>
-          <w:left w:val="single" w:sz="4" w:color="ACBBB7"/>
-          <w:bottom w:val="single" w:sz="4" w:color="ACBBB7"/>
-          <w:right w:val="single" w:sz="4" w:color="ACBBB7"/>
-          <w:insideH w:val="single" w:sz="4" w:color="ACBBB7"/>
-          <w:insideV w:val="single" w:sz="4" w:color="ACBBB7"/>
+          <w:top w:val="single" w:sz="4" w:color="B7CEC3"/>
+          <w:left w:val="single" w:sz="4" w:color="B7CEC3"/>
+          <w:bottom w:val="single" w:sz="4" w:color="B7CEC3"/>
+          <w:right w:val="single" w:sz="4" w:color="B7CEC3"/>
+          <w:insideH w:val="single" w:sz="4" w:color="B7CEC3"/>
+          <w:insideV w:val="single" w:sz="4" w:color="B7CEC3"/>
         </w:tblBorders>
       </w:tblPr>
       <w:tblGrid>
-        <w:gridCol w:w="1183"/>
-        <w:gridCol w:w="8683"/>
+        <w:gridCol w:w="1000"/>
+        <w:gridCol w:w="8866"/>
       </w:tblGrid>
       <w:tr>
         <w:trPr>
@@ -1675,18 +1902,19 @@
         <w:tc>
           <w:tcPr>
             <w:vAlign w:val="center"/>
-            <w:tcW w:w="1183" w:type="dxa"/>
-            <w:shd w:fill="F7F4EC"/>
+            <w:tcW w:w="1000" w:type="dxa"/>
+            <w:shd w:fill="28675C" w:val="clear"/>
           </w:tcPr>
           <w:p>
             <w:pPr>
-              <w:spacing w:after="20" w:before="20"/>
+              <w:spacing w:after="60" w:before="0" w:line="257" w:lineRule="auto"/>
             </w:pPr>
             <w:r>
               <w:rPr>
+                <w:rFonts w:ascii="Arial" w:hAnsi="Arial"/>
                 <w:b/>
-                <w:color w:val="173348"/>
-                <w:sz w:val="22"/>
+                <w:color w:val="FFFFFF"/>
+                <w:sz w:val="21"/>
               </w:rPr>
               <w:t>Card</w:t>
             </w:r>
@@ -1695,18 +1923,19 @@
         <w:tc>
           <w:tcPr>
             <w:vAlign w:val="center"/>
-            <w:tcW w:w="8683" w:type="dxa"/>
-            <w:shd w:fill="F7F4EC"/>
+            <w:tcW w:w="8866" w:type="dxa"/>
+            <w:shd w:fill="28675C" w:val="clear"/>
           </w:tcPr>
           <w:p>
             <w:pPr>
-              <w:spacing w:after="20" w:before="20"/>
+              <w:spacing w:after="60" w:before="0" w:line="257" w:lineRule="auto"/>
             </w:pPr>
             <w:r>
               <w:rPr>
+                <w:rFonts w:ascii="Arial" w:hAnsi="Arial"/>
                 <w:b/>
-                <w:color w:val="173348"/>
-                <w:sz w:val="22"/>
+                <w:color w:val="FFFFFF"/>
+                <w:sz w:val="21"/>
               </w:rPr>
               <w:t>Situation</w:t>
             </w:r>
@@ -1716,20 +1945,24 @@
       <w:tr>
         <w:trPr>
           <w:cantSplit/>
-          <w:trHeight w:val="595"/>
+          <w:trHeight w:val="595" w:hRule="atLeast"/>
         </w:trPr>
         <w:tc>
           <w:tcPr>
             <w:vAlign w:val="center"/>
-            <w:tcW w:w="1183" w:type="dxa"/>
+            <w:tcW w:w="1000" w:type="dxa"/>
+            <w:shd w:val="clear" w:fill="EDF5F0"/>
           </w:tcPr>
           <w:p>
             <w:pPr>
-              <w:spacing w:after="20" w:before="20"/>
+              <w:spacing w:after="60" w:before="0" w:line="257" w:lineRule="auto"/>
             </w:pPr>
             <w:r>
               <w:rPr>
-                <w:sz w:val="22"/>
+                <w:rFonts w:ascii="Arial" w:hAnsi="Arial"/>
+                <w:b w:val="0"/>
+                <w:color w:val="243943"/>
+                <w:sz w:val="21"/>
               </w:rPr>
               <w:t>1</w:t>
             </w:r>
@@ -1738,15 +1971,19 @@
         <w:tc>
           <w:tcPr>
             <w:vAlign w:val="center"/>
-            <w:tcW w:w="8683" w:type="dxa"/>
+            <w:tcW w:w="8866" w:type="dxa"/>
+            <w:shd w:val="clear" w:fill="EDF5F0"/>
           </w:tcPr>
           <w:p>
             <w:pPr>
-              <w:spacing w:after="20" w:before="20"/>
+              <w:spacing w:after="60" w:before="0" w:line="257" w:lineRule="auto"/>
             </w:pPr>
             <w:r>
               <w:rPr>
-                <w:sz w:val="22"/>
+                <w:rFonts w:ascii="Arial" w:hAnsi="Arial"/>
+                <w:b w:val="0"/>
+                <w:color w:val="243943"/>
+                <w:sz w:val="21"/>
               </w:rPr>
               <w:t>Bike brakes</w:t>
             </w:r>
@@ -1756,20 +1993,24 @@
       <w:tr>
         <w:trPr>
           <w:cantSplit/>
-          <w:trHeight w:val="595"/>
+          <w:trHeight w:val="595" w:hRule="atLeast"/>
         </w:trPr>
         <w:tc>
           <w:tcPr>
             <w:vAlign w:val="center"/>
-            <w:tcW w:w="1183" w:type="dxa"/>
+            <w:tcW w:w="1000" w:type="dxa"/>
+            <w:shd w:val="clear" w:fill="FFFFFF"/>
           </w:tcPr>
           <w:p>
             <w:pPr>
-              <w:spacing w:after="20" w:before="20"/>
+              <w:spacing w:after="60" w:before="0" w:line="257" w:lineRule="auto"/>
             </w:pPr>
             <w:r>
               <w:rPr>
-                <w:sz w:val="22"/>
+                <w:rFonts w:ascii="Arial" w:hAnsi="Arial"/>
+                <w:b w:val="0"/>
+                <w:color w:val="243943"/>
+                <w:sz w:val="21"/>
               </w:rPr>
               <w:t>2</w:t>
             </w:r>
@@ -1778,15 +2019,19 @@
         <w:tc>
           <w:tcPr>
             <w:vAlign w:val="center"/>
-            <w:tcW w:w="8683" w:type="dxa"/>
+            <w:tcW w:w="8866" w:type="dxa"/>
+            <w:shd w:val="clear" w:fill="FFFFFF"/>
           </w:tcPr>
           <w:p>
             <w:pPr>
-              <w:spacing w:after="20" w:before="20"/>
+              <w:spacing w:after="60" w:before="0" w:line="257" w:lineRule="auto"/>
             </w:pPr>
             <w:r>
               <w:rPr>
-                <w:sz w:val="22"/>
+                <w:rFonts w:ascii="Arial" w:hAnsi="Arial"/>
+                <w:b w:val="0"/>
+                <w:color w:val="243943"/>
+                <w:sz w:val="21"/>
               </w:rPr>
               <w:t>Trainers on a wet floor</w:t>
             </w:r>
@@ -1796,20 +2041,24 @@
       <w:tr>
         <w:trPr>
           <w:cantSplit/>
-          <w:trHeight w:val="595"/>
+          <w:trHeight w:val="595" w:hRule="atLeast"/>
         </w:trPr>
         <w:tc>
           <w:tcPr>
             <w:vAlign w:val="center"/>
-            <w:tcW w:w="1183" w:type="dxa"/>
+            <w:tcW w:w="1000" w:type="dxa"/>
+            <w:shd w:val="clear" w:fill="EDF5F0"/>
           </w:tcPr>
           <w:p>
             <w:pPr>
-              <w:spacing w:after="20" w:before="20"/>
+              <w:spacing w:after="60" w:before="0" w:line="257" w:lineRule="auto"/>
             </w:pPr>
             <w:r>
               <w:rPr>
-                <w:sz w:val="22"/>
+                <w:rFonts w:ascii="Arial" w:hAnsi="Arial"/>
+                <w:b w:val="0"/>
+                <w:color w:val="243943"/>
+                <w:sz w:val="21"/>
               </w:rPr>
               <w:t>3</w:t>
             </w:r>
@@ -1818,15 +2067,19 @@
         <w:tc>
           <w:tcPr>
             <w:vAlign w:val="center"/>
-            <w:tcW w:w="8683" w:type="dxa"/>
+            <w:tcW w:w="8866" w:type="dxa"/>
+            <w:shd w:val="clear" w:fill="EDF5F0"/>
           </w:tcPr>
           <w:p>
             <w:pPr>
-              <w:spacing w:after="20" w:before="20"/>
+              <w:spacing w:after="60" w:before="0" w:line="257" w:lineRule="auto"/>
             </w:pPr>
             <w:r>
               <w:rPr>
-                <w:sz w:val="22"/>
+                <w:rFonts w:ascii="Arial" w:hAnsi="Arial"/>
+                <w:b w:val="0"/>
+                <w:color w:val="243943"/>
+                <w:sz w:val="21"/>
               </w:rPr>
               <w:t>Engine parts rubbing</w:t>
             </w:r>
@@ -1836,20 +2089,24 @@
       <w:tr>
         <w:trPr>
           <w:cantSplit/>
-          <w:trHeight w:val="595"/>
+          <w:trHeight w:val="595" w:hRule="atLeast"/>
         </w:trPr>
         <w:tc>
           <w:tcPr>
             <w:vAlign w:val="center"/>
-            <w:tcW w:w="1183" w:type="dxa"/>
+            <w:tcW w:w="1000" w:type="dxa"/>
+            <w:shd w:val="clear" w:fill="FFFFFF"/>
           </w:tcPr>
           <w:p>
             <w:pPr>
-              <w:spacing w:after="20" w:before="20"/>
+              <w:spacing w:after="60" w:before="0" w:line="257" w:lineRule="auto"/>
             </w:pPr>
             <w:r>
               <w:rPr>
-                <w:sz w:val="22"/>
+                <w:rFonts w:ascii="Arial" w:hAnsi="Arial"/>
+                <w:b w:val="0"/>
+                <w:color w:val="243943"/>
+                <w:sz w:val="21"/>
               </w:rPr>
               <w:t>4</w:t>
             </w:r>
@@ -1858,15 +2115,19 @@
         <w:tc>
           <w:tcPr>
             <w:vAlign w:val="center"/>
-            <w:tcW w:w="8683" w:type="dxa"/>
+            <w:tcW w:w="8866" w:type="dxa"/>
+            <w:shd w:val="clear" w:fill="FFFFFF"/>
           </w:tcPr>
           <w:p>
             <w:pPr>
-              <w:spacing w:after="20" w:before="20"/>
+              <w:spacing w:after="60" w:before="0" w:line="257" w:lineRule="auto"/>
             </w:pPr>
             <w:r>
               <w:rPr>
-                <w:sz w:val="22"/>
+                <w:rFonts w:ascii="Arial" w:hAnsi="Arial"/>
+                <w:b w:val="0"/>
+                <w:color w:val="243943"/>
+                <w:sz w:val="21"/>
               </w:rPr>
               <w:t>Pushing a heavy box across carpet</w:t>
             </w:r>
@@ -1876,20 +2137,24 @@
       <w:tr>
         <w:trPr>
           <w:cantSplit/>
-          <w:trHeight w:val="595"/>
+          <w:trHeight w:val="595" w:hRule="atLeast"/>
         </w:trPr>
         <w:tc>
           <w:tcPr>
             <w:vAlign w:val="center"/>
-            <w:tcW w:w="1183" w:type="dxa"/>
+            <w:tcW w:w="1000" w:type="dxa"/>
+            <w:shd w:val="clear" w:fill="EDF5F0"/>
           </w:tcPr>
           <w:p>
             <w:pPr>
-              <w:spacing w:after="20" w:before="20"/>
+              <w:spacing w:after="60" w:before="0" w:line="257" w:lineRule="auto"/>
             </w:pPr>
             <w:r>
               <w:rPr>
-                <w:sz w:val="22"/>
+                <w:rFonts w:ascii="Arial" w:hAnsi="Arial"/>
+                <w:b w:val="0"/>
+                <w:color w:val="243943"/>
+                <w:sz w:val="21"/>
               </w:rPr>
               <w:t>5</w:t>
             </w:r>
@@ -1898,15 +2163,19 @@
         <w:tc>
           <w:tcPr>
             <w:vAlign w:val="center"/>
-            <w:tcW w:w="8683" w:type="dxa"/>
+            <w:tcW w:w="8866" w:type="dxa"/>
+            <w:shd w:val="clear" w:fill="EDF5F0"/>
           </w:tcPr>
           <w:p>
             <w:pPr>
-              <w:spacing w:after="20" w:before="20"/>
+              <w:spacing w:after="60" w:before="0" w:line="257" w:lineRule="auto"/>
             </w:pPr>
             <w:r>
               <w:rPr>
-                <w:sz w:val="22"/>
+                <w:rFonts w:ascii="Arial" w:hAnsi="Arial"/>
+                <w:b w:val="0"/>
+                <w:color w:val="243943"/>
+                <w:sz w:val="21"/>
               </w:rPr>
               <w:t>A door handle</w:t>
             </w:r>
@@ -1924,29 +2193,29 @@
     </w:p>
     <w:tbl>
       <w:tblPr>
-        <w:jc w:val="left"/>
         <w:tblLayout w:type="fixed"/>
         <w:tblLook w:firstColumn="1" w:firstRow="1" w:lastColumn="0" w:lastRow="0" w:noHBand="0" w:noVBand="1" w:val="04A0"/>
         <w:tblW w:w="9866" w:type="dxa"/>
+        <w:jc w:val="left"/>
         <w:tblInd w:w="120" w:type="dxa"/>
         <w:tblCellMar>
-          <w:top w:w="100" w:type="dxa"/>
-          <w:left w:w="100" w:type="dxa"/>
-          <w:bottom w:w="100" w:type="dxa"/>
-          <w:right w:w="100" w:type="dxa"/>
+          <w:top w:w="90" w:type="dxa"/>
+          <w:left w:w="120" w:type="dxa"/>
+          <w:bottom w:w="90" w:type="dxa"/>
+          <w:right w:w="120" w:type="dxa"/>
         </w:tblCellMar>
         <w:tblBorders>
-          <w:top w:val="single" w:sz="4" w:color="ACBBB7"/>
-          <w:left w:val="single" w:sz="4" w:color="ACBBB7"/>
-          <w:bottom w:val="single" w:sz="4" w:color="ACBBB7"/>
-          <w:right w:val="single" w:sz="4" w:color="ACBBB7"/>
-          <w:insideH w:val="single" w:sz="4" w:color="ACBBB7"/>
-          <w:insideV w:val="single" w:sz="4" w:color="ACBBB7"/>
+          <w:top w:val="single" w:sz="4" w:color="B7CEC3"/>
+          <w:left w:val="single" w:sz="4" w:color="B7CEC3"/>
+          <w:bottom w:val="single" w:sz="4" w:color="B7CEC3"/>
+          <w:right w:val="single" w:sz="4" w:color="B7CEC3"/>
+          <w:insideH w:val="single" w:sz="4" w:color="B7CEC3"/>
+          <w:insideV w:val="single" w:sz="4" w:color="B7CEC3"/>
         </w:tblBorders>
       </w:tblPr>
       <w:tblGrid>
-        <w:gridCol w:w="1183"/>
-        <w:gridCol w:w="8683"/>
+        <w:gridCol w:w="1000"/>
+        <w:gridCol w:w="8866"/>
       </w:tblGrid>
       <w:tr>
         <w:trPr>
@@ -1956,18 +2225,19 @@
         <w:tc>
           <w:tcPr>
             <w:vAlign w:val="center"/>
-            <w:tcW w:w="1183" w:type="dxa"/>
-            <w:shd w:fill="F7F4EC"/>
+            <w:tcW w:w="1000" w:type="dxa"/>
+            <w:shd w:fill="28675C" w:val="clear"/>
           </w:tcPr>
           <w:p>
             <w:pPr>
-              <w:spacing w:after="20" w:before="20"/>
+              <w:spacing w:after="60" w:before="0" w:line="257" w:lineRule="auto"/>
             </w:pPr>
             <w:r>
               <w:rPr>
+                <w:rFonts w:ascii="Arial" w:hAnsi="Arial"/>
                 <w:b/>
-                <w:color w:val="173348"/>
-                <w:sz w:val="22"/>
+                <w:color w:val="FFFFFF"/>
+                <w:sz w:val="21"/>
               </w:rPr>
               <w:t>Card</w:t>
             </w:r>
@@ -1976,18 +2246,19 @@
         <w:tc>
           <w:tcPr>
             <w:vAlign w:val="center"/>
-            <w:tcW w:w="8683" w:type="dxa"/>
-            <w:shd w:fill="F7F4EC"/>
+            <w:tcW w:w="8866" w:type="dxa"/>
+            <w:shd w:fill="28675C" w:val="clear"/>
           </w:tcPr>
           <w:p>
             <w:pPr>
-              <w:spacing w:after="20" w:before="20"/>
+              <w:spacing w:after="60" w:before="0" w:line="257" w:lineRule="auto"/>
             </w:pPr>
             <w:r>
               <w:rPr>
+                <w:rFonts w:ascii="Arial" w:hAnsi="Arial"/>
                 <w:b/>
-                <w:color w:val="173348"/>
-                <w:sz w:val="22"/>
+                <w:color w:val="FFFFFF"/>
+                <w:sz w:val="21"/>
               </w:rPr>
               <w:t>Claim</w:t>
             </w:r>
@@ -1997,20 +2268,24 @@
       <w:tr>
         <w:trPr>
           <w:cantSplit/>
-          <w:trHeight w:val="652"/>
+          <w:trHeight w:val="652" w:hRule="atLeast"/>
         </w:trPr>
         <w:tc>
           <w:tcPr>
             <w:vAlign w:val="center"/>
-            <w:tcW w:w="1183" w:type="dxa"/>
+            <w:tcW w:w="1000" w:type="dxa"/>
+            <w:shd w:val="clear" w:fill="EDF5F0"/>
           </w:tcPr>
           <w:p>
             <w:pPr>
-              <w:spacing w:after="20" w:before="20"/>
+              <w:spacing w:after="60" w:before="0" w:line="257" w:lineRule="auto"/>
             </w:pPr>
             <w:r>
               <w:rPr>
-                <w:sz w:val="22"/>
+                <w:rFonts w:ascii="Arial" w:hAnsi="Arial"/>
+                <w:b w:val="0"/>
+                <w:color w:val="243943"/>
+                <w:sz w:val="21"/>
               </w:rPr>
               <w:t>A</w:t>
             </w:r>
@@ -2019,15 +2294,19 @@
         <w:tc>
           <w:tcPr>
             <w:vAlign w:val="center"/>
-            <w:tcW w:w="8683" w:type="dxa"/>
+            <w:tcW w:w="8866" w:type="dxa"/>
+            <w:shd w:val="clear" w:fill="EDF5F0"/>
           </w:tcPr>
           <w:p>
             <w:pPr>
-              <w:spacing w:after="20" w:before="20"/>
+              <w:spacing w:after="60" w:before="0" w:line="257" w:lineRule="auto"/>
             </w:pPr>
             <w:r>
               <w:rPr>
-                <w:sz w:val="22"/>
+                <w:rFonts w:ascii="Arial" w:hAnsi="Arial"/>
+                <w:b w:val="0"/>
+                <w:color w:val="243943"/>
+                <w:sz w:val="21"/>
               </w:rPr>
               <w:t>Sliding friction opposes sliding at the contact.</w:t>
             </w:r>
@@ -2037,20 +2316,24 @@
       <w:tr>
         <w:trPr>
           <w:cantSplit/>
-          <w:trHeight w:val="652"/>
+          <w:trHeight w:val="652" w:hRule="atLeast"/>
         </w:trPr>
         <w:tc>
           <w:tcPr>
             <w:vAlign w:val="center"/>
-            <w:tcW w:w="1183" w:type="dxa"/>
+            <w:tcW w:w="1000" w:type="dxa"/>
+            <w:shd w:val="clear" w:fill="FFFFFF"/>
           </w:tcPr>
           <w:p>
             <w:pPr>
-              <w:spacing w:after="20" w:before="20"/>
+              <w:spacing w:after="60" w:before="0" w:line="257" w:lineRule="auto"/>
             </w:pPr>
             <w:r>
               <w:rPr>
-                <w:sz w:val="22"/>
+                <w:rFonts w:ascii="Arial" w:hAnsi="Arial"/>
+                <w:b w:val="0"/>
+                <w:color w:val="243943"/>
+                <w:sz w:val="21"/>
               </w:rPr>
               <w:t>B</w:t>
             </w:r>
@@ -2059,15 +2342,19 @@
         <w:tc>
           <w:tcPr>
             <w:vAlign w:val="center"/>
-            <w:tcW w:w="8683" w:type="dxa"/>
+            <w:tcW w:w="8866" w:type="dxa"/>
+            <w:shd w:val="clear" w:fill="FFFFFF"/>
           </w:tcPr>
           <w:p>
             <w:pPr>
-              <w:spacing w:after="20" w:before="20"/>
+              <w:spacing w:after="60" w:before="0" w:line="257" w:lineRule="auto"/>
             </w:pPr>
             <w:r>
               <w:rPr>
-                <w:sz w:val="22"/>
+                <w:rFonts w:ascii="Arial" w:hAnsi="Arial"/>
+                <w:b w:val="0"/>
+                <w:color w:val="243943"/>
+                <w:sz w:val="21"/>
               </w:rPr>
               <w:t>Friction only happens with rough surfaces.</w:t>
             </w:r>
@@ -2077,20 +2364,24 @@
       <w:tr>
         <w:trPr>
           <w:cantSplit/>
-          <w:trHeight w:val="652"/>
+          <w:trHeight w:val="652" w:hRule="atLeast"/>
         </w:trPr>
         <w:tc>
           <w:tcPr>
             <w:vAlign w:val="center"/>
-            <w:tcW w:w="1183" w:type="dxa"/>
+            <w:tcW w:w="1000" w:type="dxa"/>
+            <w:shd w:val="clear" w:fill="EDF5F0"/>
           </w:tcPr>
           <w:p>
             <w:pPr>
-              <w:spacing w:after="20" w:before="20"/>
+              <w:spacing w:after="60" w:before="0" w:line="257" w:lineRule="auto"/>
             </w:pPr>
             <w:r>
               <w:rPr>
-                <w:sz w:val="22"/>
+                <w:rFonts w:ascii="Arial" w:hAnsi="Arial"/>
+                <w:b w:val="0"/>
+                <w:color w:val="243943"/>
+                <w:sz w:val="21"/>
               </w:rPr>
               <w:t>C</w:t>
             </w:r>
@@ -2099,15 +2390,19 @@
         <w:tc>
           <w:tcPr>
             <w:vAlign w:val="center"/>
-            <w:tcW w:w="8683" w:type="dxa"/>
+            <w:tcW w:w="8866" w:type="dxa"/>
+            <w:shd w:val="clear" w:fill="EDF5F0"/>
           </w:tcPr>
           <w:p>
             <w:pPr>
-              <w:spacing w:after="20" w:before="20"/>
+              <w:spacing w:after="60" w:before="0" w:line="257" w:lineRule="auto"/>
             </w:pPr>
             <w:r>
               <w:rPr>
-                <w:sz w:val="22"/>
+                <w:rFonts w:ascii="Arial" w:hAnsi="Arial"/>
+                <w:b w:val="0"/>
+                <w:color w:val="243943"/>
+                <w:sz w:val="21"/>
               </w:rPr>
               <w:t>Oil can reduce sliding friction in suitable lubricated contacts.</w:t>
             </w:r>
@@ -2117,20 +2412,24 @@
       <w:tr>
         <w:trPr>
           <w:cantSplit/>
-          <w:trHeight w:val="652"/>
+          <w:trHeight w:val="652" w:hRule="atLeast"/>
         </w:trPr>
         <w:tc>
           <w:tcPr>
             <w:vAlign w:val="center"/>
-            <w:tcW w:w="1183" w:type="dxa"/>
+            <w:tcW w:w="1000" w:type="dxa"/>
+            <w:shd w:val="clear" w:fill="FFFFFF"/>
           </w:tcPr>
           <w:p>
             <w:pPr>
-              <w:spacing w:after="20" w:before="20"/>
+              <w:spacing w:after="60" w:before="0" w:line="257" w:lineRule="auto"/>
             </w:pPr>
             <w:r>
               <w:rPr>
-                <w:sz w:val="22"/>
+                <w:rFonts w:ascii="Arial" w:hAnsi="Arial"/>
+                <w:b w:val="0"/>
+                <w:color w:val="243943"/>
+                <w:sz w:val="21"/>
               </w:rPr>
               <w:t>D</w:t>
             </w:r>
@@ -2139,15 +2438,19 @@
         <w:tc>
           <w:tcPr>
             <w:vAlign w:val="center"/>
-            <w:tcW w:w="8683" w:type="dxa"/>
+            <w:tcW w:w="8866" w:type="dxa"/>
+            <w:shd w:val="clear" w:fill="FFFFFF"/>
           </w:tcPr>
           <w:p>
             <w:pPr>
-              <w:spacing w:after="20" w:before="20"/>
+              <w:spacing w:after="60" w:before="0" w:line="257" w:lineRule="auto"/>
             </w:pPr>
             <w:r>
               <w:rPr>
-                <w:sz w:val="22"/>
+                <w:rFonts w:ascii="Arial" w:hAnsi="Arial"/>
+                <w:b w:val="0"/>
+                <w:color w:val="243943"/>
+                <w:sz w:val="21"/>
               </w:rPr>
               <w:t>Without friction between our shoes and the ground, we could not walk in the usual way.</w:t>
             </w:r>
@@ -2157,20 +2460,24 @@
       <w:tr>
         <w:trPr>
           <w:cantSplit/>
-          <w:trHeight w:val="652"/>
+          <w:trHeight w:val="652" w:hRule="atLeast"/>
         </w:trPr>
         <w:tc>
           <w:tcPr>
             <w:vAlign w:val="center"/>
-            <w:tcW w:w="1183" w:type="dxa"/>
+            <w:tcW w:w="1000" w:type="dxa"/>
+            <w:shd w:val="clear" w:fill="EDF5F0"/>
           </w:tcPr>
           <w:p>
             <w:pPr>
-              <w:spacing w:after="20" w:before="20"/>
+              <w:spacing w:after="60" w:before="0" w:line="257" w:lineRule="auto"/>
             </w:pPr>
             <w:r>
               <w:rPr>
-                <w:sz w:val="22"/>
+                <w:rFonts w:ascii="Arial" w:hAnsi="Arial"/>
+                <w:b w:val="0"/>
+                <w:color w:val="243943"/>
+                <w:sz w:val="21"/>
               </w:rPr>
               <w:t>E</w:t>
             </w:r>
@@ -2179,15 +2486,19 @@
         <w:tc>
           <w:tcPr>
             <w:vAlign w:val="center"/>
-            <w:tcW w:w="8683" w:type="dxa"/>
+            <w:tcW w:w="8866" w:type="dxa"/>
+            <w:shd w:val="clear" w:fill="EDF5F0"/>
           </w:tcPr>
           <w:p>
             <w:pPr>
-              <w:spacing w:after="20" w:before="20"/>
+              <w:spacing w:after="60" w:before="0" w:line="257" w:lineRule="auto"/>
             </w:pPr>
             <w:r>
               <w:rPr>
-                <w:sz w:val="22"/>
+                <w:rFonts w:ascii="Arial" w:hAnsi="Arial"/>
+                <w:b w:val="0"/>
+                <w:color w:val="243943"/>
+                <w:sz w:val="21"/>
               </w:rPr>
               <w:t>Friction is a bad force.</w:t>
             </w:r>
@@ -2205,24 +2516,24 @@
     </w:p>
     <w:tbl>
       <w:tblPr>
-        <w:jc w:val="left"/>
         <w:tblLayout w:type="fixed"/>
         <w:tblLook w:firstColumn="1" w:firstRow="1" w:lastColumn="0" w:lastRow="0" w:noHBand="0" w:noVBand="1" w:val="04A0"/>
         <w:tblW w:w="9866" w:type="dxa"/>
+        <w:jc w:val="left"/>
         <w:tblInd w:w="120" w:type="dxa"/>
         <w:tblCellMar>
-          <w:top w:w="100" w:type="dxa"/>
-          <w:left w:w="100" w:type="dxa"/>
-          <w:bottom w:w="100" w:type="dxa"/>
-          <w:right w:w="100" w:type="dxa"/>
+          <w:top w:w="90" w:type="dxa"/>
+          <w:left w:w="120" w:type="dxa"/>
+          <w:bottom w:w="90" w:type="dxa"/>
+          <w:right w:w="120" w:type="dxa"/>
         </w:tblCellMar>
         <w:tblBorders>
-          <w:top w:val="single" w:sz="4" w:color="ACBBB7"/>
-          <w:left w:val="single" w:sz="4" w:color="ACBBB7"/>
-          <w:bottom w:val="single" w:sz="4" w:color="ACBBB7"/>
-          <w:right w:val="single" w:sz="4" w:color="ACBBB7"/>
-          <w:insideH w:val="single" w:sz="4" w:color="ACBBB7"/>
-          <w:insideV w:val="single" w:sz="4" w:color="ACBBB7"/>
+          <w:top w:val="single" w:sz="4" w:color="B7CEC3"/>
+          <w:left w:val="single" w:sz="4" w:color="B7CEC3"/>
+          <w:bottom w:val="single" w:sz="4" w:color="B7CEC3"/>
+          <w:right w:val="single" w:sz="4" w:color="B7CEC3"/>
+          <w:insideH w:val="single" w:sz="4" w:color="B7CEC3"/>
+          <w:insideV w:val="single" w:sz="4" w:color="B7CEC3"/>
         </w:tblBorders>
       </w:tblPr>
       <w:tblGrid>
@@ -2239,16 +2550,17 @@
           <w:tcPr>
             <w:vAlign w:val="center"/>
             <w:tcW w:w="2663" w:type="dxa"/>
-            <w:shd w:fill="F7F4EC"/>
+            <w:shd w:fill="28675C" w:val="clear"/>
           </w:tcPr>
           <w:p>
             <w:pPr>
-              <w:spacing w:after="20" w:before="20"/>
+              <w:spacing w:after="60" w:before="0" w:line="257" w:lineRule="auto"/>
             </w:pPr>
             <w:r>
               <w:rPr>
+                <w:rFonts w:ascii="Arial" w:hAnsi="Arial"/>
                 <w:b/>
-                <w:color w:val="173348"/>
+                <w:color w:val="FFFFFF"/>
                 <w:sz w:val="21"/>
               </w:rPr>
               <w:t>TRUE</w:t>
@@ -2259,16 +2571,17 @@
           <w:tcPr>
             <w:vAlign w:val="center"/>
             <w:tcW w:w="2663" w:type="dxa"/>
-            <w:shd w:fill="F7F4EC"/>
+            <w:shd w:fill="28675C" w:val="clear"/>
           </w:tcPr>
           <w:p>
             <w:pPr>
-              <w:spacing w:after="20" w:before="20"/>
+              <w:spacing w:after="60" w:before="0" w:line="257" w:lineRule="auto"/>
             </w:pPr>
             <w:r>
               <w:rPr>
+                <w:rFonts w:ascii="Arial" w:hAnsi="Arial"/>
                 <w:b/>
-                <w:color w:val="173348"/>
+                <w:color w:val="FFFFFF"/>
                 <w:sz w:val="21"/>
               </w:rPr>
               <w:t>FALSE</w:t>
@@ -2279,16 +2592,17 @@
           <w:tcPr>
             <w:vAlign w:val="center"/>
             <w:tcW w:w="4540" w:type="dxa"/>
-            <w:shd w:fill="F7F4EC"/>
+            <w:shd w:fill="28675C" w:val="clear"/>
           </w:tcPr>
           <w:p>
             <w:pPr>
-              <w:spacing w:after="20" w:before="20"/>
+              <w:spacing w:after="60" w:before="0" w:line="257" w:lineRule="auto"/>
             </w:pPr>
             <w:r>
               <w:rPr>
+                <w:rFonts w:ascii="Arial" w:hAnsi="Arial"/>
                 <w:b/>
-                <w:color w:val="173348"/>
+                <w:color w:val="FFFFFF"/>
                 <w:sz w:val="21"/>
               </w:rPr>
               <w:t>NOT A SCIENTIFIC CLAIM</w:t>
@@ -2299,19 +2613,23 @@
       <w:tr>
         <w:trPr>
           <w:cantSplit/>
-          <w:trHeight w:val="454"/>
+          <w:trHeight w:val="454" w:hRule="atLeast"/>
         </w:trPr>
         <w:tc>
           <w:tcPr>
             <w:vAlign w:val="center"/>
             <w:tcW w:w="2663" w:type="dxa"/>
+            <w:shd w:val="clear" w:fill="FFFFFF"/>
           </w:tcPr>
           <w:p>
             <w:pPr>
-              <w:spacing w:after="20" w:before="20"/>
+              <w:spacing w:after="60" w:before="0" w:line="257" w:lineRule="auto"/>
             </w:pPr>
             <w:r>
               <w:rPr>
+                <w:rFonts w:ascii="Arial" w:hAnsi="Arial"/>
+                <w:b w:val="0"/>
+                <w:color w:val="243943"/>
                 <w:sz w:val="21"/>
               </w:rPr>
             </w:r>
@@ -2321,13 +2639,17 @@
           <w:tcPr>
             <w:vAlign w:val="center"/>
             <w:tcW w:w="2663" w:type="dxa"/>
+            <w:shd w:val="clear" w:fill="FFFFFF"/>
           </w:tcPr>
           <w:p>
             <w:pPr>
-              <w:spacing w:after="20" w:before="20"/>
+              <w:spacing w:after="60" w:before="0" w:line="257" w:lineRule="auto"/>
             </w:pPr>
             <w:r>
               <w:rPr>
+                <w:rFonts w:ascii="Arial" w:hAnsi="Arial"/>
+                <w:b w:val="0"/>
+                <w:color w:val="243943"/>
                 <w:sz w:val="21"/>
               </w:rPr>
             </w:r>
@@ -2337,13 +2659,17 @@
           <w:tcPr>
             <w:vAlign w:val="center"/>
             <w:tcW w:w="4540" w:type="dxa"/>
+            <w:shd w:val="clear" w:fill="FFFFFF"/>
           </w:tcPr>
           <w:p>
             <w:pPr>
-              <w:spacing w:after="20" w:before="20"/>
+              <w:spacing w:after="60" w:before="0" w:line="257" w:lineRule="auto"/>
             </w:pPr>
             <w:r>
               <w:rPr>
+                <w:rFonts w:ascii="Arial" w:hAnsi="Arial"/>
+                <w:b w:val="0"/>
+                <w:color w:val="243943"/>
                 <w:sz w:val="21"/>
               </w:rPr>
             </w:r>
@@ -2363,7 +2689,7 @@
       <w:headerReference w:type="default" r:id="rId9"/>
       <w:footerReference w:type="default" r:id="rId10"/>
       <w:pgSz w:w="11906" w:h="16838"/>
-      <w:pgMar w:top="1020" w:right="1020" w:bottom="1020" w:left="1020" w:header="369" w:footer="369" w:gutter="0"/>
+      <w:pgMar w:top="1020" w:right="1020" w:bottom="1020" w:left="1020" w:header="340" w:footer="340" w:gutter="0"/>
       <w:cols w:space="720"/>
       <w:docGrid w:linePitch="360"/>
     </w:sectPr>
@@ -2376,11 +2702,27 @@
   <w:p>
     <w:pPr>
       <w:pStyle w:val="Small"/>
+      <w:pBdr>
+        <w:top w:val="single" w:sz="4" w:color="B7CEC3" w:space="5"/>
+      </w:pBdr>
     </w:pPr>
     <w:r>
+      <w:rPr>
+        <w:rFonts w:ascii="Arial" w:hAnsi="Arial"/>
+        <w:b w:val="0"/>
+        <w:color w:val="56686C"/>
+        <w:sz w:val="17"/>
+      </w:rPr>
       <w:t xml:space="preserve">Autumn 1 · Week 3 · Lesson A  |  Pupil materials  |  </w:t>
     </w:r>
-    <w:r/>
+    <w:r>
+      <w:rPr>
+        <w:rFonts w:ascii="Arial" w:hAnsi="Arial"/>
+        <w:b w:val="0"/>
+        <w:color w:val="56686C"/>
+        <w:sz w:val="17"/>
+      </w:rPr>
+    </w:r>
     <w:fldSimple w:instr="PAGE"/>
   </w:p>
 </w:ftr>
@@ -2391,8 +2733,18 @@
   <w:p>
     <w:pPr>
       <w:pStyle w:val="Kicker"/>
+      <w:spacing w:after="100"/>
+      <w:pBdr>
+        <w:bottom w:val="single" w:sz="7" w:color="28675C" w:space="5"/>
+      </w:pBdr>
     </w:pPr>
     <w:r>
+      <w:rPr>
+        <w:rFonts w:ascii="Arial" w:hAnsi="Arial"/>
+        <w:b/>
+        <w:color w:val="28675C"/>
+        <w:sz w:val="19"/>
+      </w:rPr>
       <w:t>MADE BY MATT  /  GROW SCIENCE</w:t>
     </w:r>
   </w:p>
@@ -2763,12 +3115,13 @@
     <w:qFormat/>
     <w:rsid w:val="00FC693F"/>
     <w:pPr>
-      <w:spacing w:before="0" w:after="120" w:line="250" w:lineRule="auto"/>
+      <w:widowControl/>
+      <w:spacing w:before="0" w:after="120" w:line="254" w:lineRule="auto"/>
     </w:pPr>
     <w:rPr>
       <w:rFonts w:ascii="Arial" w:hAnsi="Arial" w:eastAsia="Arial" w:cs="Arial"/>
       <w:b w:val="0"/>
-      <w:color w:val="25343E"/>
+      <w:color w:val="243943"/>
       <w:sz w:val="24"/>
     </w:rPr>
   </w:style>
@@ -2827,15 +3180,19 @@
     <w:pPr>
       <w:keepNext/>
       <w:keepLines/>
-      <w:spacing w:before="220" w:after="120" w:line="250" w:lineRule="auto"/>
+      <w:widowControl/>
+      <w:spacing w:before="200" w:after="100" w:line="250" w:lineRule="auto"/>
       <w:outlineLvl w:val="0"/>
+      <w:pBdr>
+        <w:bottom w:val="single" w:sz="4" w:color="B7CEC3" w:space="3"/>
+      </w:pBdr>
     </w:pPr>
     <w:rPr>
       <w:rFonts w:ascii="Arial" w:hAnsi="Arial" w:eastAsia="Arial" w:cs="Arial"/>
       <w:b/>
       <w:bCs/>
       <w:color w:val="28675C"/>
-      <w:sz w:val="32"/>
+      <w:sz w:val="30"/>
       <w:szCs w:val="28"/>
     </w:rPr>
   </w:style>
@@ -2851,7 +3208,8 @@
     <w:pPr>
       <w:keepNext/>
       <w:keepLines/>
-      <w:spacing w:before="140" w:after="120" w:line="250" w:lineRule="auto"/>
+      <w:widowControl/>
+      <w:spacing w:before="160" w:after="80" w:line="252" w:lineRule="auto"/>
       <w:outlineLvl w:val="1"/>
     </w:pPr>
     <w:rPr>
@@ -3114,12 +3472,13 @@
     <w:rsid w:val="00FC693F"/>
     <w:pPr>
       <w:keepNext/>
-      <w:spacing w:after="120" w:line="250" w:lineRule="auto" w:before="0"/>
+      <w:widowControl/>
+      <w:spacing w:after="140" w:line="245" w:lineRule="auto" w:before="0"/>
       <w:contextualSpacing/>
     </w:pPr>
     <w:rPr>
       <w:rFonts w:ascii="Arial" w:hAnsi="Arial" w:eastAsia="Arial" w:cs="Arial"/>
-      <w:b w:val="0"/>
+      <w:b/>
       <w:color w:val="173348"/>
       <w:spacing w:val="5"/>
       <w:kern w:val="28"/>
@@ -3152,19 +3511,20 @@
     <w:rsid w:val="00FC693F"/>
     <w:pPr>
       <w:keepNext/>
+      <w:widowControl/>
       <w:numPr>
         <w:ilvl w:val="1"/>
       </w:numPr>
-      <w:spacing w:before="0" w:after="120" w:line="250" w:lineRule="auto"/>
+      <w:spacing w:before="0" w:after="160" w:line="259" w:lineRule="auto"/>
     </w:pPr>
     <w:rPr>
       <w:rFonts w:ascii="Arial" w:hAnsi="Arial" w:eastAsia="Arial" w:cs="Arial"/>
       <w:b w:val="0"/>
-      <w:i/>
+      <w:i w:val="0"/>
       <w:iCs/>
-      <w:color w:val="53626A"/>
+      <w:color w:val="56686C"/>
       <w:spacing w:val="15"/>
-      <w:sz w:val="24"/>
+      <w:sz w:val="23"/>
       <w:szCs w:val="24"/>
     </w:rPr>
   </w:style>
@@ -14459,7 +14819,9 @@
   <w:style w:type="paragraph" w:customStyle="1" w:styleId="Kicker">
     <w:name w:val="Kicker"/>
     <w:pPr>
-      <w:spacing w:before="0" w:after="120" w:line="250" w:lineRule="auto"/>
+      <w:keepNext/>
+      <w:widowControl/>
+      <w:spacing w:before="0" w:after="120" w:line="245" w:lineRule="auto"/>
     </w:pPr>
     <w:rPr>
       <w:rFonts w:ascii="Arial" w:hAnsi="Arial" w:eastAsia="Arial" w:cs="Arial"/>
@@ -14471,36 +14833,48 @@
   <w:style w:type="paragraph" w:customStyle="1" w:styleId="Small">
     <w:name w:val="Small"/>
     <w:pPr>
-      <w:spacing w:before="0" w:after="120" w:line="250" w:lineRule="auto"/>
+      <w:widowControl/>
+      <w:spacing w:before="0" w:after="100" w:line="257" w:lineRule="auto"/>
     </w:pPr>
     <w:rPr>
       <w:rFonts w:ascii="Arial" w:hAnsi="Arial" w:eastAsia="Arial" w:cs="Arial"/>
       <w:b w:val="0"/>
-      <w:color w:val="53626A"/>
+      <w:color w:val="56686C"/>
       <w:sz w:val="18"/>
     </w:rPr>
   </w:style>
   <w:style w:type="paragraph" w:customStyle="1" w:styleId="ResponseLine">
     <w:name w:val="ResponseLine"/>
     <w:pPr>
+      <w:widowControl/>
       <w:spacing w:before="0" w:after="0" w:line="440" w:lineRule="exact"/>
+      <w:pBdr>
+        <w:bottom w:val="single" w:sz="4" w:color="B7CEC3" w:space="0"/>
+        <w:between w:val="single" w:sz="4" w:color="B7CEC3" w:space="0"/>
+      </w:pBdr>
     </w:pPr>
     <w:rPr>
       <w:rFonts w:ascii="Arial" w:hAnsi="Arial" w:eastAsia="Arial" w:cs="Arial"/>
       <w:b w:val="0"/>
-      <w:color w:val="25343E"/>
+      <w:color w:val="243943"/>
       <w:sz w:val="24"/>
     </w:rPr>
   </w:style>
   <w:style w:type="paragraph" w:customStyle="1" w:styleId="Callout">
     <w:name w:val="Callout"/>
     <w:pPr>
-      <w:spacing w:before="120" w:after="160" w:line="250" w:lineRule="auto"/>
+      <w:widowControl/>
+      <w:spacing w:before="140" w:after="180" w:line="264" w:lineRule="auto"/>
+      <w:shd w:val="clear" w:fill="EDF5F0"/>
+      <w:pBdr>
+        <w:left w:val="single" w:sz="20" w:color="28675C" w:space="7"/>
+      </w:pBdr>
+      <w:ind w:left="136" w:right="91"/>
     </w:pPr>
     <w:rPr>
       <w:rFonts w:ascii="Arial" w:hAnsi="Arial" w:eastAsia="Arial" w:cs="Arial"/>
       <w:b w:val="0"/>
-      <w:color w:val="25343E"/>
+      <w:color w:val="243943"/>
       <w:sz w:val="22"/>
     </w:rPr>
   </w:style>
